--- a/PI/INVESTIGACION/TP  LEVADURAS FINAL.docx
+++ b/PI/INVESTIGACION/TP  LEVADURAS FINAL.docx
@@ -47,13 +47,13 @@
         <mc:AlternateContent>
           <mc:Choice Requires="wps">
             <w:drawing>
-              <wp:anchor distT="0" distB="0" distL="114300" distR="114300" simplePos="0" relativeHeight="251658239" behindDoc="1" locked="0" layoutInCell="1" allowOverlap="1" wp14:anchorId="0F3DB2B8" wp14:editId="3E2DDD4C">
+              <wp:anchor distT="0" distB="0" distL="114300" distR="114300" simplePos="0" relativeHeight="251658239" behindDoc="1" locked="0" layoutInCell="1" allowOverlap="1" wp14:anchorId="0F3DB2B8" wp14:editId="14091DE8">
                 <wp:simplePos x="0" y="0"/>
                 <wp:positionH relativeFrom="margin">
-                  <wp:align>center</wp:align>
+                  <wp:posOffset>-254389</wp:posOffset>
                 </wp:positionH>
                 <wp:positionV relativeFrom="paragraph">
-                  <wp:posOffset>-460789</wp:posOffset>
+                  <wp:posOffset>-546383</wp:posOffset>
                 </wp:positionV>
                 <wp:extent cx="7168362" cy="3057626"/>
                 <wp:effectExtent l="19050" t="0" r="33020" b="47625"/>
@@ -108,7 +108,7 @@
           </mc:Choice>
           <mc:Fallback>
             <w:pict>
-              <v:shape w14:anchorId="53AE68C9" id="Nube 14" o:spid="_x0000_s1026" style="position:absolute;margin-left:0;margin-top:-36.3pt;width:564.45pt;height:240.75pt;z-index:-251658241;visibility:visible;mso-wrap-style:square;mso-width-percent:0;mso-height-percent:0;mso-wrap-distance-left:9pt;mso-wrap-distance-top:0;mso-wrap-distance-right:9pt;mso-wrap-distance-bottom:0;mso-position-horizontal:center;mso-position-horizontal-relative:margin;mso-position-vertical:absolute;mso-position-vertical-relative:text;mso-width-percent:0;mso-height-percent:0;mso-width-relative:margin;mso-height-relative:margin;v-text-anchor:middle" coordsize="43200,43200" o:gfxdata="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" path="m3900,14370c3629,11657,4261,8921,5623,6907,7775,3726,11264,3017,14005,5202,15678,909,19914,22,22456,3432,23097,1683,24328,474,25749,200v1564,-302,3126,570,4084,2281c31215,267,33501,-460,35463,690v1495,876,2567,2710,2855,4886c40046,6218,41422,7998,41982,10318v407,1684,349,3513,-164,5142c43079,17694,43520,20590,43016,23322v-670,3632,-2888,6352,-5612,6882c37391,32471,36658,34621,35395,36101v-1919,2249,-4691,2538,-6840,714c27860,39948,25999,42343,23667,43106v-2748,899,-5616,-633,-7187,-3840c12772,42310,7956,40599,5804,35472,3690,35809,1705,34024,1110,31250,679,29243,1060,27077,2113,25551,619,24354,-213,22057,-5,19704,239,16949,1845,14791,3863,14507v12,-46,25,-91,37,-137xem4693,26177nfc3809,26271,2925,25993,2160,25380t4768,9519nfc6573,35092,6200,35220,5820,35280t10658,3810nfc16211,38544,15987,37961,15810,37350m28827,34751nfc28788,35398,28698,36038,28560,36660m34129,22954nfc36133,24282,37398,27058,37380,30090m41798,15354nfc41473,16386,40978,17302,40350,18030m38324,5426nfc38379,5843,38405,6266,38400,6690m29078,3952nfc29267,3369,29516,2826,29820,2340m22141,4720nfc22218,4238,22339,3771,22500,3330m14000,5192nfc14472,5568,14908,6021,15300,6540m4127,15789nfc4024,15325,3948,14851,3900,14370e" fillcolor="#91bce3 [2168]" strokecolor="#5b9bd5 [3208]" strokeweight=".5pt">
+              <v:shape w14:anchorId="73B4F705" id="Nube 14" o:spid="_x0000_s1026" style="position:absolute;margin-left:-20.05pt;margin-top:-43pt;width:564.45pt;height:240.75pt;z-index:-251658241;visibility:visible;mso-wrap-style:square;mso-width-percent:0;mso-height-percent:0;mso-wrap-distance-left:9pt;mso-wrap-distance-top:0;mso-wrap-distance-right:9pt;mso-wrap-distance-bottom:0;mso-position-horizontal:absolute;mso-position-horizontal-relative:margin;mso-position-vertical:absolute;mso-position-vertical-relative:text;mso-width-percent:0;mso-height-percent:0;mso-width-relative:margin;mso-height-relative:margin;v-text-anchor:middle" coordsize="43200,43200" o:gfxdata="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" path="m3900,14370c3629,11657,4261,8921,5623,6907,7775,3726,11264,3017,14005,5202,15678,909,19914,22,22456,3432,23097,1683,24328,474,25749,200v1564,-302,3126,570,4084,2281c31215,267,33501,-460,35463,690v1495,876,2567,2710,2855,4886c40046,6218,41422,7998,41982,10318v407,1684,349,3513,-164,5142c43079,17694,43520,20590,43016,23322v-670,3632,-2888,6352,-5612,6882c37391,32471,36658,34621,35395,36101v-1919,2249,-4691,2538,-6840,714c27860,39948,25999,42343,23667,43106v-2748,899,-5616,-633,-7187,-3840c12772,42310,7956,40599,5804,35472,3690,35809,1705,34024,1110,31250,679,29243,1060,27077,2113,25551,619,24354,-213,22057,-5,19704,239,16949,1845,14791,3863,14507v12,-46,25,-91,37,-137xem4693,26177nfc3809,26271,2925,25993,2160,25380t4768,9519nfc6573,35092,6200,35220,5820,35280t10658,3810nfc16211,38544,15987,37961,15810,37350m28827,34751nfc28788,35398,28698,36038,28560,36660m34129,22954nfc36133,24282,37398,27058,37380,30090m41798,15354nfc41473,16386,40978,17302,40350,18030m38324,5426nfc38379,5843,38405,6266,38400,6690m29078,3952nfc29267,3369,29516,2826,29820,2340m22141,4720nfc22218,4238,22339,3771,22500,3330m14000,5192nfc14472,5568,14908,6021,15300,6540m4127,15789nfc4024,15325,3948,14851,3900,14370e" fillcolor="#91bce3 [2168]" strokecolor="#5b9bd5 [3208]" strokeweight=".5pt">
                 <v:fill color2="#7aaddd [2616]" rotate="t" colors="0 #b1cbe9;.5 #a3c1e5;1 #92b9e4" focus="100%" type="gradient">
                   <o:fill v:ext="view" type="gradientUnscaled"/>
                 </v:fill>
@@ -119,6 +119,207 @@
             </w:pict>
           </mc:Fallback>
         </mc:AlternateContent>
+      </w:r>
+      <w:r>
+        <w:rPr>
+          <w:rFonts w:ascii="Baguet Script" w:eastAsia="Arial" w:hAnsi="Baguet Script" w:cs="Arial"/>
+          <w:b/>
+          <w:bCs/>
+          <w:noProof/>
+          <w:color w:val="DEEAF6" w:themeColor="accent5" w:themeTint="33"/>
+          <w:sz w:val="48"/>
+          <w:szCs w:val="48"/>
+        </w:rPr>
+        <mc:AlternateContent>
+          <mc:Choice Requires="wpi">
+            <w:drawing>
+              <wp:anchor distT="0" distB="0" distL="114300" distR="114300" simplePos="0" relativeHeight="251678720" behindDoc="0" locked="0" layoutInCell="1" allowOverlap="1" wp14:anchorId="4D450BF4" wp14:editId="4709F150">
+                <wp:simplePos x="0" y="0"/>
+                <wp:positionH relativeFrom="column">
+                  <wp:posOffset>1402715</wp:posOffset>
+                </wp:positionH>
+                <wp:positionV relativeFrom="paragraph">
+                  <wp:posOffset>-304800</wp:posOffset>
+                </wp:positionV>
+                <wp:extent cx="890905" cy="62865"/>
+                <wp:effectExtent l="133350" t="133350" r="99695" b="127635"/>
+                <wp:wrapNone/>
+                <wp:docPr id="1314353645" name="Entrada de lápiz 17"/>
+                <wp:cNvGraphicFramePr/>
+                <a:graphic xmlns:a="http://schemas.openxmlformats.org/drawingml/2006/main">
+                  <a:graphicData uri="http://schemas.microsoft.com/office/word/2010/wordprocessingInk">
+                    <w14:contentPart bwMode="auto" r:id="rId8">
+                      <w14:nvContentPartPr>
+                        <w14:cNvContentPartPr/>
+                      </w14:nvContentPartPr>
+                      <w14:xfrm>
+                        <a:off x="0" y="0"/>
+                        <a:ext cx="890905" cy="62865"/>
+                      </w14:xfrm>
+                    </w14:contentPart>
+                  </a:graphicData>
+                </a:graphic>
+              </wp:anchor>
+            </w:drawing>
+          </mc:Choice>
+          <mc:Fallback>
+            <w:pict>
+              <v:shapetype w14:anchorId="1EED80FB" id="_x0000_t75" coordsize="21600,21600" o:spt="75" o:preferrelative="t" path="m@4@5l@4@11@9@11@9@5xe" filled="f" stroked="f">
+                <v:stroke joinstyle="miter"/>
+                <v:formulas>
+                  <v:f eqn="if lineDrawn pixelLineWidth 0"/>
+                  <v:f eqn="sum @0 1 0"/>
+                  <v:f eqn="sum 0 0 @1"/>
+                  <v:f eqn="prod @2 1 2"/>
+                  <v:f eqn="prod @3 21600 pixelWidth"/>
+                  <v:f eqn="prod @3 21600 pixelHeight"/>
+                  <v:f eqn="sum @0 0 1"/>
+                  <v:f eqn="prod @6 1 2"/>
+                  <v:f eqn="prod @7 21600 pixelWidth"/>
+                  <v:f eqn="sum @8 21600 0"/>
+                  <v:f eqn="prod @7 21600 pixelHeight"/>
+                  <v:f eqn="sum @10 21600 0"/>
+                </v:formulas>
+                <v:path o:extrusionok="f" gradientshapeok="t" o:connecttype="rect"/>
+                <o:lock v:ext="edit" aspectratio="t"/>
+              </v:shapetype>
+              <v:shape id="Entrada de lápiz 17" o:spid="_x0000_s1026" type="#_x0000_t75" style="position:absolute;margin-left:105.5pt;margin-top:-28.9pt;width:80.05pt;height:14.75pt;z-index:251678720;visibility:visible;mso-wrap-style:square;mso-wrap-distance-left:9pt;mso-wrap-distance-top:0;mso-wrap-distance-right:9pt;mso-wrap-distance-bottom:0;mso-position-horizontal:absolute;mso-position-horizontal-relative:text;mso-position-vertical:absolute;mso-position-vertical-relative:text" o:gfxdata="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">
+                <v:imagedata r:id="rId9" o:title=""/>
+              </v:shape>
+            </w:pict>
+          </mc:Fallback>
+        </mc:AlternateContent>
+      </w:r>
+      <w:r>
+        <w:rPr>
+          <w:rFonts w:ascii="Baguet Script" w:eastAsia="Arial" w:hAnsi="Baguet Script" w:cs="Arial"/>
+          <w:b/>
+          <w:bCs/>
+          <w:noProof/>
+          <w:color w:val="DEEAF6" w:themeColor="accent5" w:themeTint="33"/>
+          <w:sz w:val="48"/>
+          <w:szCs w:val="48"/>
+        </w:rPr>
+        <mc:AlternateContent>
+          <mc:Choice Requires="wpi">
+            <w:drawing>
+              <wp:anchor distT="0" distB="0" distL="114300" distR="114300" simplePos="0" relativeHeight="251675648" behindDoc="0" locked="0" layoutInCell="1" allowOverlap="1" wp14:anchorId="2E7B2F76" wp14:editId="370B6D66">
+                <wp:simplePos x="0" y="0"/>
+                <wp:positionH relativeFrom="column">
+                  <wp:posOffset>1020379</wp:posOffset>
+                </wp:positionH>
+                <wp:positionV relativeFrom="paragraph">
+                  <wp:posOffset>-319937</wp:posOffset>
+                </wp:positionV>
+                <wp:extent cx="830520" cy="81360"/>
+                <wp:effectExtent l="133350" t="133350" r="103505" b="128270"/>
+                <wp:wrapNone/>
+                <wp:docPr id="1204121954" name="Entrada de lápiz 11"/>
+                <wp:cNvGraphicFramePr/>
+                <a:graphic xmlns:a="http://schemas.openxmlformats.org/drawingml/2006/main">
+                  <a:graphicData uri="http://schemas.microsoft.com/office/word/2010/wordprocessingInk">
+                    <w14:contentPart bwMode="auto" r:id="rId10">
+                      <w14:nvContentPartPr>
+                        <w14:cNvContentPartPr/>
+                      </w14:nvContentPartPr>
+                      <w14:xfrm>
+                        <a:off x="0" y="0"/>
+                        <a:ext cx="830520" cy="81360"/>
+                      </w14:xfrm>
+                    </w14:contentPart>
+                  </a:graphicData>
+                </a:graphic>
+              </wp:anchor>
+            </w:drawing>
+          </mc:Choice>
+          <mc:Fallback>
+            <w:pict>
+              <v:shape w14:anchorId="3C433445" id="Entrada de lápiz 11" o:spid="_x0000_s1026" type="#_x0000_t75" style="position:absolute;margin-left:75.4pt;margin-top:-30.15pt;width:75.35pt;height:16.3pt;z-index:251675648;visibility:visible;mso-wrap-style:square;mso-wrap-distance-left:9pt;mso-wrap-distance-top:0;mso-wrap-distance-right:9pt;mso-wrap-distance-bottom:0;mso-position-horizontal:absolute;mso-position-horizontal-relative:text;mso-position-vertical:absolute;mso-position-vertical-relative:text" o:gfxdata="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">
+                <v:imagedata r:id="rId11" o:title=""/>
+              </v:shape>
+            </w:pict>
+          </mc:Fallback>
+        </mc:AlternateContent>
+      </w:r>
+      <w:r>
+        <w:rPr>
+          <w:rFonts w:ascii="Baguet Script" w:eastAsia="Arial" w:hAnsi="Baguet Script" w:cs="Arial"/>
+          <w:b/>
+          <w:bCs/>
+          <w:noProof/>
+          <w:color w:val="DEEAF6" w:themeColor="accent5" w:themeTint="33"/>
+          <w:sz w:val="48"/>
+          <w:szCs w:val="48"/>
+        </w:rPr>
+        <mc:AlternateContent>
+          <mc:Choice Requires="wpi">
+            <w:drawing>
+              <wp:anchor distT="0" distB="0" distL="114300" distR="114300" simplePos="0" relativeHeight="251674624" behindDoc="0" locked="0" layoutInCell="1" allowOverlap="1" wp14:anchorId="593E0DE8" wp14:editId="3B205293">
+                <wp:simplePos x="0" y="0"/>
+                <wp:positionH relativeFrom="column">
+                  <wp:posOffset>43419</wp:posOffset>
+                </wp:positionH>
+                <wp:positionV relativeFrom="paragraph">
+                  <wp:posOffset>-297641</wp:posOffset>
+                </wp:positionV>
+                <wp:extent cx="965520" cy="97200"/>
+                <wp:effectExtent l="133350" t="133350" r="63500" b="131445"/>
+                <wp:wrapNone/>
+                <wp:docPr id="893727316" name="Entrada de lápiz 10"/>
+                <wp:cNvGraphicFramePr/>
+                <a:graphic xmlns:a="http://schemas.openxmlformats.org/drawingml/2006/main">
+                  <a:graphicData uri="http://schemas.microsoft.com/office/word/2010/wordprocessingInk">
+                    <w14:contentPart bwMode="auto" r:id="rId12">
+                      <w14:nvContentPartPr>
+                        <w14:cNvContentPartPr/>
+                      </w14:nvContentPartPr>
+                      <w14:xfrm>
+                        <a:off x="0" y="0"/>
+                        <a:ext cx="965520" cy="97200"/>
+                      </w14:xfrm>
+                    </w14:contentPart>
+                  </a:graphicData>
+                </a:graphic>
+              </wp:anchor>
+            </w:drawing>
+          </mc:Choice>
+          <mc:Fallback>
+            <w:pict>
+              <v:shape w14:anchorId="340D6E8D" id="Entrada de lápiz 10" o:spid="_x0000_s1026" type="#_x0000_t75" style="position:absolute;margin-left:-1.55pt;margin-top:-28.4pt;width:85.95pt;height:17.55pt;z-index:251674624;visibility:visible;mso-wrap-style:square;mso-wrap-distance-left:9pt;mso-wrap-distance-top:0;mso-wrap-distance-right:9pt;mso-wrap-distance-bottom:0;mso-position-horizontal:absolute;mso-position-horizontal-relative:text;mso-position-vertical:absolute;mso-position-vertical-relative:text" o:gfxdata="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">
+                <v:imagedata r:id="rId13" o:title=""/>
+              </v:shape>
+            </w:pict>
+          </mc:Fallback>
+        </mc:AlternateContent>
+      </w:r>
+      <w:r>
+        <w:rPr>
+          <w:rFonts w:ascii="Baguet Script" w:eastAsia="Arial" w:hAnsi="Baguet Script" w:cs="Arial"/>
+          <w:b/>
+          <w:bCs/>
+          <w:color w:val="DEEAF6" w:themeColor="accent5" w:themeTint="33"/>
+          <w:sz w:val="48"/>
+          <w:szCs w:val="48"/>
+          <w14:glow w14:rad="139700">
+            <w14:schemeClr w14:val="accent1">
+              <w14:alpha w14:val="60000"/>
+              <w14:satMod w14:val="175000"/>
+            </w14:schemeClr>
+          </w14:glow>
+          <w14:shadow w14:blurRad="63500" w14:dist="0" w14:dir="0" w14:sx="102000" w14:sy="102000" w14:kx="0" w14:ky="0" w14:algn="ctr">
+            <w14:srgbClr w14:val="000000">
+              <w14:alpha w14:val="60000"/>
+            </w14:srgbClr>
+          </w14:shadow>
+          <w14:textOutline w14:w="9525" w14:cap="rnd" w14:cmpd="sng" w14:algn="ctr">
+            <w14:solidFill>
+              <w14:srgbClr w14:val="00B0F0"/>
+            </w14:solidFill>
+            <w14:prstDash w14:val="solid"/>
+            <w14:bevel/>
+          </w14:textOutline>
+        </w:rPr>
+        <w:tab/>
       </w:r>
     </w:p>
     <w:p>
@@ -1747,6 +1948,20 @@
     </w:p>
     <w:p>
       <w:pPr>
+        <w:rPr>
+          <w:rFonts w:ascii="Abadi" w:hAnsi="Abadi" w:cs="Arial"/>
+        </w:rPr>
+      </w:pPr>
+    </w:p>
+    <w:p>
+      <w:pPr>
+        <w:rPr>
+          <w:rFonts w:ascii="Abadi" w:hAnsi="Abadi" w:cs="Arial"/>
+        </w:rPr>
+      </w:pPr>
+    </w:p>
+    <w:p>
+      <w:pPr>
         <w:pBdr>
           <w:bottom w:val="single" w:sz="6" w:space="0" w:color="auto"/>
         </w:pBdr>
@@ -1766,6 +1981,7 @@
           <w:sz w:val="16"/>
           <w:szCs w:val="16"/>
         </w:rPr>
+        <w:lastRenderedPageBreak/>
         <w:br/>
       </w:r>
       <w:r>
@@ -1882,7 +2098,6 @@
         <w:rPr>
           <w:rFonts w:ascii="Abadi" w:hAnsi="Abadi" w:cs="Arial"/>
         </w:rPr>
-        <w:lastRenderedPageBreak/>
         <w:t>Cuando hay mucha sal en el medio exterior, la concentración de solutos fuera de la célula es mayor que adentro. Entonces, el agua del interior de la célula de levadura "sale" hacia afuera para equilibrar. Esto provoca que la célula se deshidrate: a concentraciones de sal moderadas (3-5%) el crecimiento se ralentiza, y a concentraciones altas (&gt;5%) la actividad cesa casi por completo y puede ser letal.</w:t>
       </w:r>
     </w:p>
@@ -3414,21 +3629,62 @@
     <w:p>
       <w:pPr>
         <w:rPr>
-          <w:rFonts w:ascii="Abadi" w:hAnsi="Abadi" w:cs="Arial"/>
-          <w:b/>
-          <w:bCs/>
-        </w:rPr>
-      </w:pPr>
-      <w:r>
-        <w:br/>
-      </w:r>
-      <w:r>
-        <w:rPr>
           <w:rFonts w:ascii="ADLaM Display" w:hAnsi="ADLaM Display" w:cs="ADLaM Display"/>
           <w:color w:val="0070C0"/>
           <w:sz w:val="24"/>
           <w:szCs w:val="24"/>
         </w:rPr>
+      </w:pPr>
+      <w:r>
+        <w:br/>
+      </w:r>
+    </w:p>
+    <w:p>
+      <w:pPr>
+        <w:rPr>
+          <w:rFonts w:ascii="ADLaM Display" w:hAnsi="ADLaM Display" w:cs="ADLaM Display"/>
+          <w:color w:val="0070C0"/>
+          <w:sz w:val="24"/>
+          <w:szCs w:val="24"/>
+        </w:rPr>
+      </w:pPr>
+    </w:p>
+    <w:p>
+      <w:pPr>
+        <w:rPr>
+          <w:rFonts w:ascii="ADLaM Display" w:hAnsi="ADLaM Display" w:cs="ADLaM Display"/>
+          <w:color w:val="0070C0"/>
+          <w:sz w:val="24"/>
+          <w:szCs w:val="24"/>
+        </w:rPr>
+      </w:pPr>
+    </w:p>
+    <w:p>
+      <w:pPr>
+        <w:rPr>
+          <w:rFonts w:ascii="ADLaM Display" w:hAnsi="ADLaM Display" w:cs="ADLaM Display"/>
+          <w:color w:val="0070C0"/>
+          <w:sz w:val="24"/>
+          <w:szCs w:val="24"/>
+        </w:rPr>
+      </w:pPr>
+    </w:p>
+    <w:p>
+      <w:pPr>
+        <w:rPr>
+          <w:rFonts w:ascii="Abadi" w:hAnsi="Abadi" w:cs="Arial"/>
+          <w:b/>
+          <w:bCs/>
+        </w:rPr>
+      </w:pPr>
+      <w:r>
+        <w:rPr>
+          <w:rFonts w:ascii="ADLaM Display" w:hAnsi="ADLaM Display" w:cs="ADLaM Display"/>
+          <w:color w:val="0070C0"/>
+          <w:sz w:val="24"/>
+          <w:szCs w:val="24"/>
+        </w:rPr>
+        <w:lastRenderedPageBreak/>
         <w:t xml:space="preserve">· </w:t>
       </w:r>
       <w:r>
@@ -3606,8 +3862,6 @@
       <w:r>
         <w:t>, lo que la convierte en una variable muy interesante para experimentar.</w:t>
       </w:r>
-    </w:p>
-    <w:p>
       <w:r>
         <w:rPr>
           <w:rFonts w:ascii="ADLaM Display" w:hAnsi="ADLaM Display" w:cs="ADLaM Display"/>
@@ -3626,6 +3880,7 @@
         </w:rPr>
         <w:br/>
       </w:r>
+      <w:bookmarkStart w:id="0" w:name="_Hlk223433151"/>
       <w:r>
         <w:rPr>
           <w:rFonts w:ascii="ADLaM Display" w:hAnsi="ADLaM Display" w:cs="ADLaM Display"/>
@@ -3633,26 +3888,6 @@
           <w:sz w:val="24"/>
           <w:szCs w:val="24"/>
         </w:rPr>
-        <w:br/>
-      </w:r>
-      <w:r>
-        <w:rPr>
-          <w:rFonts w:ascii="ADLaM Display" w:hAnsi="ADLaM Display" w:cs="ADLaM Display"/>
-          <w:color w:val="0070C0"/>
-          <w:sz w:val="24"/>
-          <w:szCs w:val="24"/>
-        </w:rPr>
-        <w:br/>
-      </w:r>
-      <w:bookmarkStart w:id="0" w:name="_Hlk223433151"/>
-      <w:r>
-        <w:rPr>
-          <w:rFonts w:ascii="ADLaM Display" w:hAnsi="ADLaM Display" w:cs="ADLaM Display"/>
-          <w:color w:val="0070C0"/>
-          <w:sz w:val="24"/>
-          <w:szCs w:val="24"/>
-        </w:rPr>
-        <w:lastRenderedPageBreak/>
         <w:t xml:space="preserve">· </w:t>
       </w:r>
       <w:r>
@@ -4653,6 +4888,8 @@
       <w:pPr>
         <w:rPr>
           <w:rFonts w:ascii="Abadi" w:hAnsi="Abadi" w:cs="Arial"/>
+          <w:b/>
+          <w:bCs/>
         </w:rPr>
       </w:pPr>
       <w:r>
@@ -4663,12 +4900,20 @@
         </w:rPr>
         <w:br/>
       </w:r>
-      <w:r>
-        <w:rPr>
-          <w:rFonts w:ascii="Abadi" w:hAnsi="Abadi" w:cs="Arial"/>
-          <w:b/>
-          <w:bCs/>
-        </w:rPr>
+    </w:p>
+    <w:p>
+      <w:pPr>
+        <w:rPr>
+          <w:rFonts w:ascii="Abadi" w:hAnsi="Abadi" w:cs="Arial"/>
+        </w:rPr>
+      </w:pPr>
+      <w:r>
+        <w:rPr>
+          <w:rFonts w:ascii="Abadi" w:hAnsi="Abadi" w:cs="Arial"/>
+          <w:b/>
+          <w:bCs/>
+        </w:rPr>
+        <w:lastRenderedPageBreak/>
         <w:t>¿Qué parte del texto la respalda?</w:t>
       </w:r>
     </w:p>
@@ -4943,7 +5188,6 @@
           <w:i/>
           <w:iCs/>
         </w:rPr>
-        <w:lastRenderedPageBreak/>
         <w:br/>
       </w:r>
     </w:p>
@@ -5954,7 +6198,14 @@
         <w:rPr>
           <w:rFonts w:ascii="Abadi" w:hAnsi="Abadi" w:cs="Arial"/>
         </w:rPr>
-        <w:t xml:space="preserve">Porque cada temperatura representa exactamente una condición descrita en el texto: dormancia (5°C), óptima (35°C) y muerte total (60°C). El azúcar y la sal se mantienen iguales en todos los grupos porque son </w:t>
+        <w:t xml:space="preserve">Porque cada temperatura representa exactamente una condición descrita en el texto: dormancia (5°C), </w:t>
+      </w:r>
+      <w:r>
+        <w:rPr>
+          <w:rFonts w:ascii="Abadi" w:hAnsi="Abadi" w:cs="Arial"/>
+        </w:rPr>
+        <w:lastRenderedPageBreak/>
+        <w:t xml:space="preserve">óptima (35°C) y muerte total (60°C). El azúcar y la sal se mantienen iguales en todos los grupos porque son </w:t>
       </w:r>
       <w:r>
         <w:rPr>
@@ -7058,6 +7309,7 @@
           <w:sz w:val="16"/>
           <w:szCs w:val="16"/>
         </w:rPr>
+        <w:lastRenderedPageBreak/>
         <w:t>OE4 – VERIFICACION:</w:t>
       </w:r>
     </w:p>
@@ -8567,6 +8819,7 @@
               <w:rPr>
                 <w:rFonts w:ascii="Dreaming Outloud Pro" w:hAnsi="Dreaming Outloud Pro" w:cs="Dreaming Outloud Pro"/>
               </w:rPr>
+              <w:lastRenderedPageBreak/>
               <w:t>Agua</w:t>
             </w:r>
           </w:p>
@@ -9695,14 +9948,7 @@
         <w:rPr>
           <w:rFonts w:ascii="Abadi" w:hAnsi="Abadi"/>
         </w:rPr>
-        <w:t xml:space="preserve"> antes de agregarla, para que al mezclar se estabilice cerca de </w:t>
-      </w:r>
-      <w:r>
-        <w:rPr>
-          <w:rFonts w:ascii="Abadi" w:hAnsi="Abadi"/>
-        </w:rPr>
-        <w:lastRenderedPageBreak/>
-        <w:t xml:space="preserve">60°C. En B2 calentar a </w:t>
+        <w:t xml:space="preserve"> antes de agregarla, para que al mezclar se estabilice cerca de 60°C. En B2 calentar a </w:t>
       </w:r>
       <w:r>
         <w:rPr>
@@ -9956,6 +10202,41 @@
     <w:p>
       <w:pPr>
         <w:rPr>
+          <w:rFonts w:ascii="Abadi" w:hAnsi="Abadi"/>
+        </w:rPr>
+      </w:pPr>
+    </w:p>
+    <w:p>
+      <w:pPr>
+        <w:rPr>
+          <w:rFonts w:ascii="Abadi" w:hAnsi="Abadi"/>
+        </w:rPr>
+      </w:pPr>
+    </w:p>
+    <w:p>
+      <w:pPr>
+        <w:rPr>
+          <w:rFonts w:ascii="Abadi" w:hAnsi="Abadi"/>
+        </w:rPr>
+      </w:pPr>
+    </w:p>
+    <w:p>
+      <w:pPr>
+        <w:rPr>
+          <w:rFonts w:ascii="Abadi" w:hAnsi="Abadi"/>
+        </w:rPr>
+      </w:pPr>
+    </w:p>
+    <w:p>
+      <w:pPr>
+        <w:rPr>
+          <w:rFonts w:ascii="Abadi" w:hAnsi="Abadi"/>
+        </w:rPr>
+      </w:pPr>
+    </w:p>
+    <w:p>
+      <w:pPr>
+        <w:rPr>
           <w:rFonts w:ascii="ADLaM Display" w:hAnsi="ADLaM Display" w:cs="ADLaM Display"/>
           <w:color w:val="0070C0"/>
           <w:sz w:val="24"/>
@@ -9966,6 +10247,7 @@
         <w:rPr>
           <w:rFonts w:ascii="Abadi" w:hAnsi="Abadi"/>
         </w:rPr>
+        <w:lastRenderedPageBreak/>
         <w:br/>
       </w:r>
       <w:r>
@@ -9984,34 +10266,7 @@
           <w:sz w:val="24"/>
           <w:szCs w:val="24"/>
         </w:rPr>
-        <w:t>4</w:t>
-      </w:r>
-      <w:r>
-        <w:rPr>
-          <w:rFonts w:ascii="ADLaM Display" w:hAnsi="ADLaM Display" w:cs="ADLaM Display"/>
-          <w:color w:val="0070C0"/>
-          <w:sz w:val="24"/>
-          <w:szCs w:val="24"/>
-        </w:rPr>
-        <w:t xml:space="preserve">. </w:t>
-      </w:r>
-      <w:r>
-        <w:rPr>
-          <w:rFonts w:ascii="ADLaM Display" w:hAnsi="ADLaM Display" w:cs="ADLaM Display"/>
-          <w:color w:val="0070C0"/>
-          <w:sz w:val="24"/>
-          <w:szCs w:val="24"/>
-        </w:rPr>
-        <w:t>Tabla de Recolección de datos</w:t>
-      </w:r>
-      <w:r>
-        <w:rPr>
-          <w:rFonts w:ascii="ADLaM Display" w:hAnsi="ADLaM Display" w:cs="ADLaM Display"/>
-          <w:color w:val="0070C0"/>
-          <w:sz w:val="24"/>
-          <w:szCs w:val="24"/>
-        </w:rPr>
-        <w:t>:</w:t>
+        <w:t>4. Tabla de Recolección de datos:</w:t>
       </w:r>
     </w:p>
     <w:p>
@@ -13315,53 +13570,6 @@
     </w:tbl>
     <w:p>
       <w:pPr>
-        <w:pStyle w:val="Prrafodelista"/>
-        <w:ind w:left="360"/>
-        <w:rPr>
-          <w:rFonts w:ascii="Abadi" w:hAnsi="Abadi"/>
-        </w:rPr>
-      </w:pPr>
-    </w:p>
-    <w:p>
-      <w:pPr>
-        <w:pStyle w:val="Prrafodelista"/>
-        <w:ind w:left="360"/>
-        <w:rPr>
-          <w:rFonts w:ascii="Abadi" w:hAnsi="Abadi"/>
-        </w:rPr>
-      </w:pPr>
-    </w:p>
-    <w:p>
-      <w:pPr>
-        <w:pStyle w:val="Prrafodelista"/>
-        <w:ind w:left="360"/>
-        <w:rPr>
-          <w:rFonts w:ascii="Abadi" w:hAnsi="Abadi"/>
-        </w:rPr>
-      </w:pPr>
-    </w:p>
-    <w:p>
-      <w:pPr>
-        <w:pStyle w:val="Prrafodelista"/>
-        <w:ind w:left="360"/>
-        <w:rPr>
-          <w:rFonts w:ascii="Abadi" w:hAnsi="Abadi"/>
-        </w:rPr>
-      </w:pPr>
-    </w:p>
-    <w:p>
-      <w:pPr>
-        <w:pStyle w:val="Prrafodelista"/>
-        <w:ind w:left="360"/>
-        <w:rPr>
-          <w:rFonts w:ascii="Abadi" w:hAnsi="Abadi"/>
-        </w:rPr>
-      </w:pPr>
-    </w:p>
-    <w:p>
-      <w:pPr>
-        <w:pStyle w:val="Prrafodelista"/>
-        <w:ind w:left="360"/>
         <w:rPr>
           <w:rFonts w:ascii="Abadi" w:hAnsi="Abadi"/>
         </w:rPr>
@@ -13385,7 +13593,6 @@
           <w:noProof/>
           <w:highlight w:val="yellow"/>
         </w:rPr>
-        <w:lastRenderedPageBreak/>
         <mc:AlternateContent>
           <mc:Choice Requires="wps">
             <w:drawing>
@@ -13606,16 +13813,7 @@
           <w:sz w:val="24"/>
           <w:szCs w:val="24"/>
         </w:rPr>
-        <w:t>1. Grafica predicha</w:t>
-      </w:r>
-      <w:r>
-        <w:rPr>
-          <w:rFonts w:ascii="ADLaM Display" w:hAnsi="ADLaM Display" w:cs="ADLaM Display"/>
-          <w:color w:val="0070C0"/>
-          <w:sz w:val="24"/>
-          <w:szCs w:val="24"/>
-        </w:rPr>
-        <w:t>:</w:t>
+        <w:t>1. Grafica predicha:</w:t>
       </w:r>
     </w:p>
     <w:p>
@@ -13638,6 +13836,7 @@
           <w:rFonts w:ascii="Abadi" w:hAnsi="Abadi"/>
           <w:noProof/>
         </w:rPr>
+        <w:lastRenderedPageBreak/>
         <mc:AlternateContent>
           <mc:Choice Requires="wpi">
             <w:drawing>
@@ -13656,7 +13855,7 @@
                 <wp:cNvGraphicFramePr/>
                 <a:graphic xmlns:a="http://schemas.openxmlformats.org/drawingml/2006/main">
                   <a:graphicData uri="http://schemas.microsoft.com/office/word/2010/wordprocessingInk">
-                    <w14:contentPart bwMode="auto" r:id="rId6">
+                    <w14:contentPart bwMode="auto" r:id="rId14">
                       <w14:nvContentPartPr>
                         <w14:cNvContentPartPr/>
                       </w14:nvContentPartPr>
@@ -13692,7 +13891,7 @@
                 <o:lock v:ext="edit" aspectratio="t"/>
               </v:shapetype>
               <v:shape id="Entrada de lápiz 13" o:spid="_x0000_s1026" type="#_x0000_t75" style="position:absolute;margin-left:82.05pt;margin-top:372.25pt;width:6.45pt;height:8.5pt;z-index:251673600;visibility:visible;mso-wrap-style:square;mso-wrap-distance-left:9pt;mso-wrap-distance-top:0;mso-wrap-distance-right:9pt;mso-wrap-distance-bottom:0;mso-position-horizontal:absolute;mso-position-horizontal-relative:text;mso-position-vertical:absolute;mso-position-vertical-relative:text" o:gfxdata="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">
-                <v:imagedata r:id="rId7" o:title=""/>
+                <v:imagedata r:id="rId15" o:title=""/>
               </v:shape>
             </w:pict>
           </mc:Fallback>
@@ -13701,6 +13900,7 @@
       <w:r>
         <w:rPr>
           <w:rFonts w:ascii="Abadi" w:hAnsi="Abadi"/>
+          <w:noProof/>
         </w:rPr>
         <w:drawing>
           <wp:inline distT="0" distB="0" distL="0" distR="0" wp14:anchorId="6B683F15" wp14:editId="7CC862A0">
@@ -13718,7 +13918,7 @@
                     <pic:cNvPicPr/>
                   </pic:nvPicPr>
                   <pic:blipFill rotWithShape="1">
-                    <a:blip r:embed="rId8"/>
+                    <a:blip r:embed="rId16"/>
                     <a:srcRect l="715"/>
                     <a:stretch>
                       <a:fillRect/>
@@ -13774,17 +13974,94 @@
           <w:sz w:val="24"/>
           <w:szCs w:val="24"/>
         </w:rPr>
-        <w:t xml:space="preserve">· </w:t>
-      </w:r>
-      <w:r>
+        <w:t>· 2. Explicación de la curva:</w:t>
+      </w:r>
+    </w:p>
+    <w:bookmarkEnd w:id="3"/>
+    <w:p>
+      <w:pPr>
+        <w:pStyle w:val="Prrafodelista"/>
+        <w:ind w:left="360" w:firstLine="348"/>
+        <w:rPr>
+          <w:rFonts w:ascii="Abadi" w:hAnsi="Abadi"/>
+          <w:b/>
+          <w:bCs/>
+          <w:i/>
+          <w:iCs/>
+        </w:rPr>
+      </w:pPr>
+    </w:p>
+    <w:p>
+      <w:pPr>
+        <w:pStyle w:val="Prrafodelista"/>
+        <w:ind w:left="360" w:firstLine="348"/>
+        <w:rPr>
+          <w:rFonts w:ascii="Abadi" w:hAnsi="Abadi"/>
+          <w:b/>
+          <w:bCs/>
+          <w:i/>
+          <w:iCs/>
+        </w:rPr>
+      </w:pPr>
+      <w:r>
+        <w:rPr>
+          <w:rFonts w:ascii="Abadi" w:hAnsi="Abadi"/>
+          <w:b/>
+          <w:bCs/>
+          <w:i/>
+          <w:iCs/>
+        </w:rPr>
+        <w:t>¿Por qué esperan que la gráfica tenga esa forma? Citen información específica del texto:</w:t>
+      </w:r>
+    </w:p>
+    <w:p>
+      <w:pPr>
+        <w:rPr>
+          <w:rFonts w:ascii="Abadi" w:hAnsi="Abadi"/>
+        </w:rPr>
+      </w:pPr>
+    </w:p>
+    <w:p>
+      <w:pPr>
+        <w:rPr>
+          <w:rFonts w:ascii="Abadi" w:hAnsi="Abadi"/>
+        </w:rPr>
+      </w:pPr>
+      <w:r>
+        <w:rPr>
+          <w:rFonts w:ascii="Abadi" w:hAnsi="Abadi"/>
+        </w:rPr>
+        <w:t>La gráfica tiene esa forma porque cada temperatura produce un efecto muy distinto en las levaduras. A 35°C la curva sube de forma constante porque, según el texto, es la temperatura donde "las enzimas trabajan a máxima eficiencia y la fermentación es muy activa", por eso se ve tanto crecimiento a lo largo del tiempo. A 5°C la línea se mantiene casi plana porque el frío hace que las levaduras entren en dormancia y "su metabolismo se ralentiza casi por completo", o sea que están vivas, pero sin hacer nada. Y a 60°C no pasa nada porque a esa temperatura "las levaduras mueren completamente" y ya no pueden fermentar ni producir CO</w:t>
+      </w:r>
+      <w:r>
+        <w:rPr>
+          <w:rFonts w:ascii="Cambria Math" w:hAnsi="Cambria Math" w:cs="Cambria Math"/>
+        </w:rPr>
+        <w:t>₂</w:t>
+      </w:r>
+      <w:r>
+        <w:rPr>
+          <w:rFonts w:ascii="Abadi" w:hAnsi="Abadi"/>
+        </w:rPr>
+        <w:t>.</w:t>
+      </w:r>
+    </w:p>
+    <w:p>
+      <w:pPr>
+        <w:rPr>
+          <w:rFonts w:ascii="Abadi" w:hAnsi="Abadi"/>
+        </w:rPr>
+      </w:pPr>
+    </w:p>
+    <w:p>
+      <w:pPr>
         <w:rPr>
           <w:rFonts w:ascii="ADLaM Display" w:hAnsi="ADLaM Display" w:cs="ADLaM Display"/>
           <w:color w:val="0070C0"/>
           <w:sz w:val="24"/>
           <w:szCs w:val="24"/>
         </w:rPr>
-        <w:t>2</w:t>
-      </w:r>
+      </w:pPr>
       <w:r>
         <w:rPr>
           <w:rFonts w:ascii="ADLaM Display" w:hAnsi="ADLaM Display" w:cs="ADLaM Display"/>
@@ -13792,7 +14069,7 @@
           <w:sz w:val="24"/>
           <w:szCs w:val="24"/>
         </w:rPr>
-        <w:t xml:space="preserve">. </w:t>
+        <w:t xml:space="preserve">· </w:t>
       </w:r>
       <w:r>
         <w:rPr>
@@ -13801,7 +14078,7 @@
           <w:sz w:val="24"/>
           <w:szCs w:val="24"/>
         </w:rPr>
-        <w:t>Explicación de la curva</w:t>
+        <w:t>3</w:t>
       </w:r>
       <w:r>
         <w:rPr>
@@ -13810,106 +14087,17 @@
           <w:sz w:val="24"/>
           <w:szCs w:val="24"/>
         </w:rPr>
-        <w:t>:</w:t>
-      </w:r>
-    </w:p>
-    <w:bookmarkEnd w:id="3"/>
-    <w:p>
-      <w:pPr>
-        <w:pStyle w:val="Prrafodelista"/>
-        <w:ind w:left="360" w:firstLine="348"/>
-        <w:rPr>
-          <w:rFonts w:ascii="Abadi" w:hAnsi="Abadi"/>
-          <w:b/>
-          <w:bCs/>
-          <w:i/>
-          <w:iCs/>
-        </w:rPr>
-      </w:pPr>
-    </w:p>
-    <w:p>
-      <w:pPr>
-        <w:pStyle w:val="Prrafodelista"/>
-        <w:ind w:left="360" w:firstLine="348"/>
-        <w:rPr>
-          <w:rFonts w:ascii="Abadi" w:hAnsi="Abadi"/>
-          <w:b/>
-          <w:bCs/>
-          <w:i/>
-          <w:iCs/>
-        </w:rPr>
-      </w:pPr>
-      <w:r>
-        <w:rPr>
-          <w:rFonts w:ascii="Abadi" w:hAnsi="Abadi"/>
-          <w:b/>
-          <w:bCs/>
-          <w:i/>
-          <w:iCs/>
-        </w:rPr>
-        <w:t>¿Por qué esperan que la gráfica tenga esa forma? Citen información específica del texto:</w:t>
-      </w:r>
-    </w:p>
-    <w:p>
-      <w:pPr>
-        <w:rPr>
-          <w:rFonts w:ascii="Abadi" w:hAnsi="Abadi"/>
-        </w:rPr>
-      </w:pPr>
-    </w:p>
-    <w:p>
-      <w:pPr>
-        <w:rPr>
-          <w:rFonts w:ascii="Abadi" w:hAnsi="Abadi"/>
-        </w:rPr>
-      </w:pPr>
-      <w:r>
-        <w:rPr>
-          <w:rFonts w:ascii="Abadi" w:hAnsi="Abadi"/>
-        </w:rPr>
-        <w:t xml:space="preserve">La gráfica tiene esa forma porque cada temperatura produce un efecto muy distinto en las levaduras. A 35°C la curva sube de forma constante porque, según el texto, es la temperatura donde "las enzimas trabajan a máxima eficiencia y la fermentación es muy activa", por eso se ve tanto crecimiento a lo largo del tiempo. A 5°C la línea se mantiene casi plana porque el frío hace que las levaduras entren en dormancia y "su metabolismo se ralentiza casi por completo", o sea que están </w:t>
-      </w:r>
-      <w:r>
-        <w:rPr>
-          <w:rFonts w:ascii="Abadi" w:hAnsi="Abadi"/>
-        </w:rPr>
-        <w:t>vivas,</w:t>
-      </w:r>
-      <w:r>
-        <w:rPr>
-          <w:rFonts w:ascii="Abadi" w:hAnsi="Abadi"/>
-        </w:rPr>
-        <w:t xml:space="preserve"> pero sin hacer nada. Y a 60°C no pasa nada porque a esa temperatura "las levaduras mueren completamente" y ya no pueden fermentar ni producir CO</w:t>
-      </w:r>
-      <w:r>
-        <w:rPr>
-          <w:rFonts w:ascii="Cambria Math" w:hAnsi="Cambria Math" w:cs="Cambria Math"/>
-        </w:rPr>
-        <w:t>₂</w:t>
-      </w:r>
-      <w:r>
-        <w:rPr>
-          <w:rFonts w:ascii="Abadi" w:hAnsi="Abadi"/>
-        </w:rPr>
-        <w:t>.</w:t>
-      </w:r>
-    </w:p>
-    <w:p>
-      <w:pPr>
-        <w:rPr>
-          <w:rFonts w:ascii="Abadi" w:hAnsi="Abadi"/>
-        </w:rPr>
-      </w:pPr>
-    </w:p>
-    <w:p>
-      <w:pPr>
+        <w:t xml:space="preserve">. </w:t>
+      </w:r>
+      <w:r>
         <w:rPr>
           <w:rFonts w:ascii="ADLaM Display" w:hAnsi="ADLaM Display" w:cs="ADLaM Display"/>
           <w:color w:val="0070C0"/>
           <w:sz w:val="24"/>
           <w:szCs w:val="24"/>
         </w:rPr>
-      </w:pPr>
+        <w:t>Si los resultados NO coinciden con el texto</w:t>
+      </w:r>
       <w:r>
         <w:rPr>
           <w:rFonts w:ascii="ADLaM Display" w:hAnsi="ADLaM Display" w:cs="ADLaM Display"/>
@@ -13917,17 +14105,140 @@
           <w:sz w:val="24"/>
           <w:szCs w:val="24"/>
         </w:rPr>
-        <w:t xml:space="preserve">· </w:t>
-      </w:r>
-      <w:r>
+        <w:t>:</w:t>
+      </w:r>
+    </w:p>
+    <w:p>
+      <w:pPr>
+        <w:rPr>
+          <w:rFonts w:ascii="Abadi" w:hAnsi="Abadi"/>
+        </w:rPr>
+      </w:pPr>
+    </w:p>
+    <w:p>
+      <w:pPr>
+        <w:rPr>
+          <w:rFonts w:ascii="Abadi" w:hAnsi="Abadi"/>
+          <w:b/>
+          <w:bCs/>
+          <w:i/>
+          <w:iCs/>
+        </w:rPr>
+      </w:pPr>
+      <w:r>
+        <w:rPr>
+          <w:rFonts w:ascii="Abadi" w:hAnsi="Abadi"/>
+        </w:rPr>
+        <w:tab/>
+      </w:r>
+      <w:r>
+        <w:rPr>
+          <w:rFonts w:ascii="Abadi" w:hAnsi="Abadi"/>
+          <w:b/>
+          <w:bCs/>
+          <w:i/>
+          <w:iCs/>
+        </w:rPr>
+        <w:t>¿Qué explicaciones posibles habría? (errores experimentales, condiciones no controladas, etc.)</w:t>
+      </w:r>
+    </w:p>
+    <w:p>
+      <w:pPr>
+        <w:rPr>
+          <w:rFonts w:ascii="Abadi" w:hAnsi="Abadi"/>
+        </w:rPr>
+      </w:pPr>
+    </w:p>
+    <w:p>
+      <w:pPr>
+        <w:rPr>
+          <w:rFonts w:ascii="Abadi" w:hAnsi="Abadi"/>
+        </w:rPr>
+      </w:pPr>
+      <w:r>
+        <w:rPr>
+          <w:rFonts w:ascii="Abadi" w:hAnsi="Abadi"/>
+        </w:rPr>
+        <w:t xml:space="preserve">En nuestro experimento, la botella de 60°C mostró </w:t>
+      </w:r>
+      <w:r>
+        <w:rPr>
+          <w:rFonts w:ascii="Abadi" w:hAnsi="Abadi"/>
+        </w:rPr>
+        <w:t>0.1c</w:t>
+      </w:r>
+      <w:r>
+        <w:rPr>
+          <w:rFonts w:ascii="Abadi" w:hAnsi="Abadi"/>
+        </w:rPr>
+        <w:t xml:space="preserve">m de espuma a los 15 minutos, lo cual no coincide completamente con la teoría, ya que el texto </w:t>
+      </w:r>
+      <w:r>
+        <w:rPr>
+          <w:rFonts w:ascii="Abadi" w:hAnsi="Abadi"/>
+        </w:rPr>
+        <w:t>dice</w:t>
+      </w:r>
+      <w:r>
+        <w:rPr>
+          <w:rFonts w:ascii="Abadi" w:hAnsi="Abadi"/>
+        </w:rPr>
+        <w:t xml:space="preserve"> que las levaduras deberían estar muertas a esa temperatura. </w:t>
+      </w:r>
+    </w:p>
+    <w:p>
+      <w:pPr>
+        <w:rPr>
+          <w:rFonts w:ascii="Abadi" w:hAnsi="Abadi"/>
+        </w:rPr>
+      </w:pPr>
+    </w:p>
+    <w:p>
+      <w:pPr>
+        <w:rPr>
+          <w:rFonts w:ascii="Abadi" w:hAnsi="Abadi"/>
+        </w:rPr>
+      </w:pPr>
+      <w:r>
+        <w:rPr>
+          <w:rFonts w:ascii="Abadi" w:hAnsi="Abadi"/>
+        </w:rPr>
+        <w:t xml:space="preserve">Una posible explicación es que el agua se fue enfriando progresivamente durante el experimento, </w:t>
+      </w:r>
+      <w:r>
+        <w:rPr>
+          <w:rFonts w:ascii="Abadi" w:hAnsi="Abadi"/>
+        </w:rPr>
+        <w:t xml:space="preserve">la cual </w:t>
+      </w:r>
+      <w:r>
+        <w:rPr>
+          <w:rFonts w:ascii="Abadi" w:hAnsi="Abadi"/>
+        </w:rPr>
+        <w:t>permit</w:t>
+      </w:r>
+      <w:r>
+        <w:rPr>
+          <w:rFonts w:ascii="Abadi" w:hAnsi="Abadi"/>
+        </w:rPr>
+        <w:t xml:space="preserve">e </w:t>
+      </w:r>
+      <w:r>
+        <w:rPr>
+          <w:rFonts w:ascii="Abadi" w:hAnsi="Abadi"/>
+        </w:rPr>
+        <w:t>una actividad fermentativa mínima y residual. También pudo haber una pequeña imprecisión en la medición de temperatura inicial. Otro factor posible es que no toda la levadura haya estado en contacto con el agua más caliente al momento de mezclarla.</w:t>
+      </w:r>
+    </w:p>
+    <w:p>
+      <w:pPr>
         <w:rPr>
           <w:rFonts w:ascii="ADLaM Display" w:hAnsi="ADLaM Display" w:cs="ADLaM Display"/>
           <w:color w:val="0070C0"/>
           <w:sz w:val="24"/>
           <w:szCs w:val="24"/>
         </w:rPr>
-        <w:t>3</w:t>
-      </w:r>
+      </w:pPr>
       <w:r>
         <w:rPr>
           <w:rFonts w:ascii="ADLaM Display" w:hAnsi="ADLaM Display" w:cs="ADLaM Display"/>
@@ -13935,7 +14246,8 @@
           <w:sz w:val="24"/>
           <w:szCs w:val="24"/>
         </w:rPr>
-        <w:t xml:space="preserve">. </w:t>
+        <w:lastRenderedPageBreak/>
+        <w:t xml:space="preserve">· </w:t>
       </w:r>
       <w:r>
         <w:rPr>
@@ -13944,42 +14256,267 @@
           <w:sz w:val="24"/>
           <w:szCs w:val="24"/>
         </w:rPr>
-        <w:t>Si los resultados NO coinciden con el texto</w:t>
-      </w:r>
-      <w:r>
+        <w:t xml:space="preserve">REFERENCIAS: </w:t>
+      </w:r>
+    </w:p>
+    <w:p>
+      <w:pPr>
         <w:rPr>
           <w:rFonts w:ascii="ADLaM Display" w:hAnsi="ADLaM Display" w:cs="ADLaM Display"/>
           <w:color w:val="0070C0"/>
           <w:sz w:val="24"/>
           <w:szCs w:val="24"/>
         </w:rPr>
-        <w:t>:</w:t>
-      </w:r>
+      </w:pPr>
     </w:p>
     <w:p>
       <w:pPr>
         <w:rPr>
           <w:rFonts w:ascii="Abadi" w:hAnsi="Abadi"/>
-        </w:rPr>
-      </w:pPr>
-    </w:p>
-    <w:p>
-      <w:pPr>
+          <w:b/>
+          <w:bCs/>
+          <w:sz w:val="24"/>
+          <w:szCs w:val="24"/>
+        </w:rPr>
+      </w:pPr>
+      <w:r>
         <w:rPr>
           <w:rFonts w:ascii="Abadi" w:hAnsi="Abadi"/>
           <w:b/>
           <w:bCs/>
+          <w:sz w:val="24"/>
+          <w:szCs w:val="24"/>
+        </w:rPr>
+        <w:t xml:space="preserve">1. </w:t>
+      </w:r>
+      <w:r>
+        <w:rPr>
+          <w:rFonts w:ascii="Abadi" w:hAnsi="Abadi"/>
+          <w:b/>
+          <w:bCs/>
+          <w:sz w:val="24"/>
+          <w:szCs w:val="24"/>
+        </w:rPr>
+        <w:t>Texto base:</w:t>
+      </w:r>
+    </w:p>
+    <w:p>
+      <w:pPr>
+        <w:pStyle w:val="Prrafodelista"/>
+        <w:rPr>
+          <w:rFonts w:ascii="Abadi" w:hAnsi="Abadi"/>
+          <w:b/>
+          <w:bCs/>
+          <w:sz w:val="24"/>
+          <w:szCs w:val="24"/>
+        </w:rPr>
+      </w:pPr>
+    </w:p>
+    <w:p>
+      <w:pPr>
+        <w:pStyle w:val="Prrafodelista"/>
+        <w:numPr>
+          <w:ilvl w:val="0"/>
+          <w:numId w:val="8"/>
+        </w:numPr>
+        <w:rPr>
+          <w:rFonts w:ascii="Abadi" w:hAnsi="Abadi"/>
+          <w:sz w:val="24"/>
+          <w:szCs w:val="24"/>
+        </w:rPr>
+      </w:pPr>
+      <w:r>
+        <w:rPr>
+          <w:rFonts w:ascii="Abadi" w:hAnsi="Abadi"/>
           <w:i/>
           <w:iCs/>
-        </w:rPr>
-      </w:pPr>
+          <w:sz w:val="24"/>
+          <w:szCs w:val="24"/>
+        </w:rPr>
+        <w:t>Las levaduras: microorganismos fascinantes</w:t>
+      </w:r>
       <w:r>
         <w:rPr>
           <w:rFonts w:ascii="Abadi" w:hAnsi="Abadi"/>
-        </w:rPr>
-        <w:tab/>
-      </w:r>
-      <w:r>
+          <w:sz w:val="24"/>
+          <w:szCs w:val="24"/>
+        </w:rPr>
+        <w:t>. Material de cátedra, Proyecto Interdisciplinario. Institución educativ</w:t>
+      </w:r>
+      <w:r>
+        <w:rPr>
+          <w:rFonts w:ascii="Abadi" w:hAnsi="Abadi"/>
+          <w:sz w:val="24"/>
+          <w:szCs w:val="24"/>
+        </w:rPr>
+        <w:t>a UTN</w:t>
+      </w:r>
+      <w:r>
+        <w:rPr>
+          <w:rFonts w:ascii="Abadi" w:hAnsi="Abadi"/>
+          <w:sz w:val="24"/>
+          <w:szCs w:val="24"/>
+        </w:rPr>
+        <w:t>.</w:t>
+      </w:r>
+    </w:p>
+    <w:p>
+      <w:pPr>
+        <w:pStyle w:val="font-claude-response-body"/>
+        <w:rPr>
+          <w:rFonts w:ascii="Abadi" w:hAnsi="Abadi"/>
+        </w:rPr>
+      </w:pPr>
+      <w:r>
+        <w:rPr>
+          <w:rStyle w:val="Textoennegrita"/>
+          <w:rFonts w:ascii="Abadi" w:eastAsiaTheme="majorEastAsia" w:hAnsi="Abadi"/>
+        </w:rPr>
+        <w:t>2. Wikipedia:</w:t>
+      </w:r>
+    </w:p>
+    <w:p>
+      <w:pPr>
+        <w:pStyle w:val="font-claude-response-body"/>
+        <w:numPr>
+          <w:ilvl w:val="0"/>
+          <w:numId w:val="8"/>
+        </w:numPr>
+        <w:rPr>
+          <w:rFonts w:ascii="Abadi" w:hAnsi="Abadi"/>
+        </w:rPr>
+      </w:pPr>
+      <w:r>
+        <w:rPr>
+          <w:rFonts w:ascii="Abadi" w:hAnsi="Abadi"/>
+        </w:rPr>
+        <w:t xml:space="preserve">Wikipedia. (2024). </w:t>
+      </w:r>
+      <w:r>
+        <w:rPr>
+          <w:rStyle w:val="nfasis"/>
+          <w:rFonts w:ascii="Abadi" w:eastAsiaTheme="majorEastAsia" w:hAnsi="Abadi"/>
+        </w:rPr>
+        <w:t>Saccharomyces cerevisiae</w:t>
+      </w:r>
+      <w:r>
+        <w:rPr>
+          <w:rFonts w:ascii="Abadi" w:hAnsi="Abadi"/>
+        </w:rPr>
+        <w:t xml:space="preserve">. Recuperado de: </w:t>
+      </w:r>
+      <w:hyperlink r:id="rId17" w:history="1">
+        <w:r>
+          <w:rPr>
+            <w:rStyle w:val="Hipervnculo"/>
+            <w:rFonts w:ascii="Abadi" w:eastAsiaTheme="majorEastAsia" w:hAnsi="Abadi"/>
+          </w:rPr>
+          <w:t>https://es.wikipedia.org/wiki/Saccharomyces_cerevisiae</w:t>
+        </w:r>
+      </w:hyperlink>
+    </w:p>
+    <w:p>
+      <w:pPr>
+        <w:pStyle w:val="font-claude-response-body"/>
+        <w:numPr>
+          <w:ilvl w:val="0"/>
+          <w:numId w:val="8"/>
+        </w:numPr>
+        <w:rPr>
+          <w:rFonts w:ascii="Abadi" w:hAnsi="Abadi"/>
+        </w:rPr>
+      </w:pPr>
+      <w:r>
+        <w:rPr>
+          <w:rFonts w:ascii="Abadi" w:hAnsi="Abadi"/>
+        </w:rPr>
+        <w:t xml:space="preserve">Wikipedia. (2024). </w:t>
+      </w:r>
+      <w:r>
+        <w:rPr>
+          <w:rStyle w:val="nfasis"/>
+          <w:rFonts w:ascii="Abadi" w:eastAsiaTheme="majorEastAsia" w:hAnsi="Abadi"/>
+        </w:rPr>
+        <w:t>Fermentación</w:t>
+      </w:r>
+      <w:r>
+        <w:rPr>
+          <w:rFonts w:ascii="Abadi" w:hAnsi="Abadi"/>
+        </w:rPr>
+        <w:t xml:space="preserve">. Recuperado de: </w:t>
+      </w:r>
+      <w:hyperlink r:id="rId18" w:history="1">
+        <w:r>
+          <w:rPr>
+            <w:rStyle w:val="Hipervnculo"/>
+            <w:rFonts w:ascii="Abadi" w:eastAsiaTheme="majorEastAsia" w:hAnsi="Abadi"/>
+          </w:rPr>
+          <w:t>https://es.wikipedia.org/wiki/Fermentación</w:t>
+        </w:r>
+      </w:hyperlink>
+    </w:p>
+    <w:p>
+      <w:pPr>
+        <w:pStyle w:val="font-claude-response-body"/>
+        <w:numPr>
+          <w:ilvl w:val="0"/>
+          <w:numId w:val="8"/>
+        </w:numPr>
+        <w:rPr>
+          <w:rFonts w:ascii="Abadi" w:hAnsi="Abadi"/>
+        </w:rPr>
+      </w:pPr>
+      <w:r>
+        <w:rPr>
+          <w:rFonts w:ascii="Abadi" w:hAnsi="Abadi"/>
+        </w:rPr>
+        <w:t xml:space="preserve">Wikipedia. (2024). </w:t>
+      </w:r>
+      <w:r>
+        <w:rPr>
+          <w:rStyle w:val="nfasis"/>
+          <w:rFonts w:ascii="Abadi" w:eastAsiaTheme="majorEastAsia" w:hAnsi="Abadi"/>
+        </w:rPr>
+        <w:t>Ósmosis</w:t>
+      </w:r>
+      <w:r>
+        <w:rPr>
+          <w:rFonts w:ascii="Abadi" w:hAnsi="Abadi"/>
+        </w:rPr>
+        <w:t xml:space="preserve">. Recuperado de: </w:t>
+      </w:r>
+      <w:hyperlink r:id="rId19" w:history="1">
+        <w:r>
+          <w:rPr>
+            <w:rStyle w:val="Hipervnculo"/>
+            <w:rFonts w:ascii="Abadi" w:eastAsiaTheme="majorEastAsia" w:hAnsi="Abadi"/>
+          </w:rPr>
+          <w:t>https://es.wikipedia.org/wiki/Ósmosis</w:t>
+        </w:r>
+      </w:hyperlink>
+    </w:p>
+    <w:p>
+      <w:pPr>
+        <w:pStyle w:val="font-claude-response-body"/>
+        <w:rPr>
+          <w:rFonts w:ascii="Abadi" w:hAnsi="Abadi"/>
+        </w:rPr>
+      </w:pPr>
+      <w:r>
+        <w:rPr>
+          <w:rStyle w:val="Textoennegrita"/>
+          <w:rFonts w:ascii="Abadi" w:eastAsiaTheme="majorEastAsia" w:hAnsi="Abadi"/>
+        </w:rPr>
+        <w:t>3. Videos de YouTube:</w:t>
+      </w:r>
+    </w:p>
+    <w:p>
+      <w:pPr>
+        <w:pStyle w:val="font-claude-response-body"/>
+        <w:numPr>
+          <w:ilvl w:val="0"/>
+          <w:numId w:val="8"/>
+        </w:numPr>
         <w:rPr>
           <w:rFonts w:ascii="Abadi" w:hAnsi="Abadi"/>
           <w:b/>
@@ -13987,59 +14524,80 @@
           <w:i/>
           <w:iCs/>
         </w:rPr>
-        <w:t>¿Qué explicaciones posibles habría? (errores experimentales, condiciones no controladas, etc.)</w:t>
-      </w:r>
-    </w:p>
-    <w:p>
-      <w:pPr>
+      </w:pPr>
+      <w:r>
         <w:rPr>
           <w:rFonts w:ascii="Abadi" w:hAnsi="Abadi"/>
         </w:rPr>
-      </w:pPr>
-    </w:p>
-    <w:p>
-      <w:pPr>
+        <w:t>Dr</w:t>
+      </w:r>
+      <w:r>
         <w:rPr>
           <w:rFonts w:ascii="Abadi" w:hAnsi="Abadi"/>
         </w:rPr>
-      </w:pPr>
+        <w:t>.</w:t>
+      </w:r>
       <w:r>
         <w:rPr>
           <w:rFonts w:ascii="Abadi" w:hAnsi="Abadi"/>
         </w:rPr>
-        <w:t xml:space="preserve">En nuestro experimento, la botella de 60°C mostró </w:t>
+        <w:t xml:space="preserve"> Alberto Sanagustin</w:t>
       </w:r>
       <w:r>
         <w:rPr>
           <w:rFonts w:ascii="Abadi" w:hAnsi="Abadi"/>
         </w:rPr>
-        <w:t>0.1c</w:t>
+        <w:t xml:space="preserve"> (20</w:t>
       </w:r>
       <w:r>
         <w:rPr>
           <w:rFonts w:ascii="Abadi" w:hAnsi="Abadi"/>
         </w:rPr>
-        <w:t xml:space="preserve">m de espuma a los 15 minutos, lo cual no coincide completamente con la teoría, ya que el texto </w:t>
+        <w:t>06</w:t>
       </w:r>
       <w:r>
         <w:rPr>
           <w:rFonts w:ascii="Abadi" w:hAnsi="Abadi"/>
         </w:rPr>
-        <w:t>dice</w:t>
+        <w:t xml:space="preserve">). </w:t>
       </w:r>
       <w:r>
         <w:rPr>
           <w:rFonts w:ascii="Abadi" w:hAnsi="Abadi"/>
-        </w:rPr>
-        <w:t xml:space="preserve"> que las levaduras deberían estar muertas a esa temperatura. </w:t>
-      </w:r>
-    </w:p>
-    <w:p>
-      <w:pPr>
+          <w:i/>
+          <w:iCs/>
+        </w:rPr>
+        <w:t>Fermentación Láctica y Alcohólica</w:t>
+      </w:r>
+      <w:r>
         <w:rPr>
           <w:rFonts w:ascii="Abadi" w:hAnsi="Abadi"/>
         </w:rPr>
-      </w:pPr>
+        <w:t xml:space="preserve"> [Video]. YouTube. </w:t>
+      </w:r>
+      <w:hyperlink r:id="rId20" w:history="1">
+        <w:r>
+          <w:rPr>
+            <w:rStyle w:val="Hipervnculo"/>
+            <w:rFonts w:ascii="Abadi" w:hAnsi="Abadi"/>
+          </w:rPr>
+          <w:t>https://www.youtube.com/watch?v=</w:t>
+        </w:r>
+        <w:r>
+          <w:rPr>
+            <w:rStyle w:val="Hipervnculo"/>
+            <w:rFonts w:ascii="Abadi" w:hAnsi="Abadi"/>
+          </w:rPr>
+          <w:t>m</w:t>
+        </w:r>
+        <w:r>
+          <w:rPr>
+            <w:rStyle w:val="Hipervnculo"/>
+            <w:rFonts w:ascii="Abadi" w:hAnsi="Abadi"/>
+          </w:rPr>
+          <w:t>k9jS1KgHQY</w:t>
+        </w:r>
+      </w:hyperlink>
     </w:p>
     <w:p>
       <w:pPr>
@@ -14047,38 +14605,17 @@
           <w:rFonts w:ascii="Abadi" w:hAnsi="Abadi"/>
         </w:rPr>
       </w:pPr>
-      <w:r>
+    </w:p>
+    <w:p>
+      <w:pPr>
         <w:rPr>
           <w:rFonts w:ascii="Abadi" w:hAnsi="Abadi"/>
         </w:rPr>
-        <w:t xml:space="preserve">Una posible explicación es que el agua se fue enfriando progresivamente durante el experimento, </w:t>
-      </w:r>
-      <w:r>
-        <w:rPr>
-          <w:rFonts w:ascii="Abadi" w:hAnsi="Abadi"/>
-        </w:rPr>
-        <w:t xml:space="preserve">la cual </w:t>
-      </w:r>
-      <w:r>
-        <w:rPr>
-          <w:rFonts w:ascii="Abadi" w:hAnsi="Abadi"/>
-        </w:rPr>
-        <w:t>permit</w:t>
-      </w:r>
-      <w:r>
-        <w:rPr>
-          <w:rFonts w:ascii="Abadi" w:hAnsi="Abadi"/>
-        </w:rPr>
-        <w:t xml:space="preserve">e </w:t>
-      </w:r>
-      <w:r>
-        <w:rPr>
-          <w:rFonts w:ascii="Abadi" w:hAnsi="Abadi"/>
-        </w:rPr>
-        <w:t>una actividad fermentativa mínima y residual. También pudo haber una pequeña imprecisión en la medición de temperatura inicial. Otro factor posible es que no toda la levadura haya estado en contacto con el agua más caliente al momento de mezclarla.</w:t>
-      </w:r>
+      </w:pPr>
     </w:p>
     <w:sectPr>
+      <w:headerReference w:type="default" r:id="rId21"/>
+      <w:footerReference w:type="default" r:id="rId22"/>
       <w:pgSz w:w="11906" w:h="16838"/>
       <w:pgMar w:top="720" w:right="720" w:bottom="720" w:left="720" w:header="708" w:footer="708" w:gutter="0"/>
       <w:cols w:space="708"/>
@@ -14086,6 +14623,244 @@
     </w:sectPr>
   </w:body>
 </w:document>
+</file>
+
+<file path=word/endnotes.xml><?xml version="1.0" encoding="utf-8"?>
+<w:endnotes xmlns:wpc="http://schemas.microsoft.com/office/word/2010/wordprocessingCanvas" xmlns:cx="http://schemas.microsoft.com/office/drawing/2014/chartex" xmlns:cx1="http://schemas.microsoft.com/office/drawing/2015/9/8/chartex" xmlns:cx2="http://schemas.microsoft.com/office/drawing/2015/10/21/chartex" xmlns:cx3="http://schemas.microsoft.com/office/drawing/2016/5/9/chartex" xmlns:cx4="http://schemas.microsoft.com/office/drawing/2016/5/10/chartex" xmlns:cx5="http://schemas.microsoft.com/office/drawing/2016/5/11/chartex" xmlns:cx6="http://schemas.microsoft.com/office/drawing/2016/5/12/chartex" xmlns:cx7="http://schemas.microsoft.com/office/drawing/2016/5/13/chartex" xmlns:cx8="http://schemas.microsoft.com/office/drawing/2016/5/14/chartex" xmlns:mc="http://schemas.openxmlformats.org/markup-compatibility/2006" xmlns:aink="http://schemas.microsoft.com/office/drawing/2016/ink" xmlns:am3d="http://schemas.microsoft.com/office/drawing/2017/model3d" xmlns:o="urn:schemas-microsoft-com:office:office" xmlns:oel="http://schemas.microsoft.com/office/2019/extlst" xmlns:r="http://schemas.openxmlformats.org/officeDocument/2006/relationships" xmlns:m="http://schemas.openxmlformats.org/officeDocument/2006/math" xmlns:v="urn:schemas-microsoft-com:vml" xmlns:wp14="http://schemas.microsoft.com/office/word/2010/wordprocessingDrawing" xmlns:wp="http://schemas.openxmlformats.org/drawingml/2006/wordprocessingDrawing" xmlns:w10="urn:schemas-microsoft-com:office:word" xmlns:w="http://schemas.openxmlformats.org/wordprocessingml/2006/main" xmlns:w14="http://schemas.microsoft.com/office/word/2010/wordml" xmlns:w15="http://schemas.microsoft.com/office/word/2012/wordml" xmlns:w16cex="http://schemas.microsoft.com/office/word/2018/wordml/cex" xmlns:w16cid="http://schemas.microsoft.com/office/word/2016/wordml/cid" xmlns:w16="http://schemas.microsoft.com/office/word/2018/wordml" xmlns:w16du="http://schemas.microsoft.com/office/word/2023/wordml/word16du" xmlns:w16sdtdh="http://schemas.microsoft.com/office/word/2020/wordml/sdtdatahash" xmlns:w16sdtfl="http://schemas.microsoft.com/office/word/2024/wordml/sdtformatlock" xmlns:w16se="http://schemas.microsoft.com/office/word/2015/wordml/symex" xmlns:wpg="http://schemas.microsoft.com/office/word/2010/wordprocessingGroup" xmlns:wpi="http://schemas.microsoft.com/office/word/2010/wordprocessingInk" xmlns:wne="http://schemas.microsoft.com/office/word/2006/wordml" xmlns:wps="http://schemas.microsoft.com/office/word/2010/wordprocessingShape" mc:Ignorable="w14 w15 w16se w16cid w16 w16cex w16sdtdh w16sdtfl w16du wp14">
+  <w:endnote w:type="separator" w:id="-1">
+    <w:p>
+      <w:r>
+        <w:separator/>
+      </w:r>
+    </w:p>
+  </w:endnote>
+  <w:endnote w:type="continuationSeparator" w:id="0">
+    <w:p>
+      <w:r>
+        <w:continuationSeparator/>
+      </w:r>
+    </w:p>
+  </w:endnote>
+</w:endnotes>
+</file>
+
+<file path=word/footer1.xml><?xml version="1.0" encoding="utf-8"?>
+<w:ftr xmlns:wpc="http://schemas.microsoft.com/office/word/2010/wordprocessingCanvas" xmlns:cx="http://schemas.microsoft.com/office/drawing/2014/chartex" xmlns:cx1="http://schemas.microsoft.com/office/drawing/2015/9/8/chartex" xmlns:cx2="http://schemas.microsoft.com/office/drawing/2015/10/21/chartex" xmlns:cx3="http://schemas.microsoft.com/office/drawing/2016/5/9/chartex" xmlns:cx4="http://schemas.microsoft.com/office/drawing/2016/5/10/chartex" xmlns:cx5="http://schemas.microsoft.com/office/drawing/2016/5/11/chartex" xmlns:cx6="http://schemas.microsoft.com/office/drawing/2016/5/12/chartex" xmlns:cx7="http://schemas.microsoft.com/office/drawing/2016/5/13/chartex" xmlns:cx8="http://schemas.microsoft.com/office/drawing/2016/5/14/chartex" xmlns:mc="http://schemas.openxmlformats.org/markup-compatibility/2006" xmlns:aink="http://schemas.microsoft.com/office/drawing/2016/ink" xmlns:am3d="http://schemas.microsoft.com/office/drawing/2017/model3d" xmlns:o="urn:schemas-microsoft-com:office:office" xmlns:oel="http://schemas.microsoft.com/office/2019/extlst" xmlns:r="http://schemas.openxmlformats.org/officeDocument/2006/relationships" xmlns:m="http://schemas.openxmlformats.org/officeDocument/2006/math" xmlns:v="urn:schemas-microsoft-com:vml" xmlns:wp14="http://schemas.microsoft.com/office/word/2010/wordprocessingDrawing" xmlns:wp="http://schemas.openxmlformats.org/drawingml/2006/wordprocessingDrawing" xmlns:w10="urn:schemas-microsoft-com:office:word" xmlns:w="http://schemas.openxmlformats.org/wordprocessingml/2006/main" xmlns:w14="http://schemas.microsoft.com/office/word/2010/wordml" xmlns:w15="http://schemas.microsoft.com/office/word/2012/wordml" xmlns:w16cex="http://schemas.microsoft.com/office/word/2018/wordml/cex" xmlns:w16cid="http://schemas.microsoft.com/office/word/2016/wordml/cid" xmlns:w16="http://schemas.microsoft.com/office/word/2018/wordml" xmlns:w16du="http://schemas.microsoft.com/office/word/2023/wordml/word16du" xmlns:w16sdtdh="http://schemas.microsoft.com/office/word/2020/wordml/sdtdatahash" xmlns:w16sdtfl="http://schemas.microsoft.com/office/word/2024/wordml/sdtformatlock" xmlns:w16se="http://schemas.microsoft.com/office/word/2015/wordml/symex" xmlns:wpg="http://schemas.microsoft.com/office/word/2010/wordprocessingGroup" xmlns:wpi="http://schemas.microsoft.com/office/word/2010/wordprocessingInk" xmlns:wne="http://schemas.microsoft.com/office/word/2006/wordml" xmlns:wps="http://schemas.microsoft.com/office/word/2010/wordprocessingShape" mc:Ignorable="w14 w15 w16se w16cid w16 w16cex w16sdtdh w16sdtfl w16du wp14">
+  <w:tbl>
+    <w:tblPr>
+      <w:tblW w:w="5000" w:type="pct"/>
+      <w:jc w:val="center"/>
+      <w:tblCellMar>
+        <w:top w:w="144" w:type="dxa"/>
+        <w:left w:w="115" w:type="dxa"/>
+        <w:bottom w:w="144" w:type="dxa"/>
+        <w:right w:w="115" w:type="dxa"/>
+      </w:tblCellMar>
+      <w:tblLook w:val="04A0" w:firstRow="1" w:lastRow="0" w:firstColumn="1" w:lastColumn="0" w:noHBand="0" w:noVBand="1"/>
+    </w:tblPr>
+    <w:tblGrid>
+      <w:gridCol w:w="5240"/>
+      <w:gridCol w:w="5226"/>
+    </w:tblGrid>
+    <w:tr>
+      <w:trPr>
+        <w:trHeight w:hRule="exact" w:val="115"/>
+        <w:jc w:val="center"/>
+      </w:trPr>
+      <w:tc>
+        <w:tcPr>
+          <w:tcW w:w="4686" w:type="dxa"/>
+          <w:shd w:val="clear" w:color="auto" w:fill="4472C4" w:themeFill="accent1"/>
+          <w:tcMar>
+            <w:top w:w="0" w:type="dxa"/>
+            <w:bottom w:w="0" w:type="dxa"/>
+          </w:tcMar>
+        </w:tcPr>
+        <w:p>
+          <w:pPr>
+            <w:pStyle w:val="Encabezado"/>
+            <w:rPr>
+              <w:caps/>
+              <w:sz w:val="18"/>
+            </w:rPr>
+          </w:pPr>
+        </w:p>
+      </w:tc>
+      <w:tc>
+        <w:tcPr>
+          <w:tcW w:w="4674" w:type="dxa"/>
+          <w:shd w:val="clear" w:color="auto" w:fill="4472C4" w:themeFill="accent1"/>
+          <w:tcMar>
+            <w:top w:w="0" w:type="dxa"/>
+            <w:bottom w:w="0" w:type="dxa"/>
+          </w:tcMar>
+        </w:tcPr>
+        <w:p>
+          <w:pPr>
+            <w:pStyle w:val="Encabezado"/>
+            <w:jc w:val="right"/>
+            <w:rPr>
+              <w:caps/>
+              <w:sz w:val="18"/>
+            </w:rPr>
+          </w:pPr>
+        </w:p>
+      </w:tc>
+    </w:tr>
+    <w:tr>
+      <w:trPr>
+        <w:jc w:val="center"/>
+      </w:trPr>
+      <w:sdt>
+        <w:sdtPr>
+          <w:alias w:val="Autor"/>
+          <w:tag w:val=""/>
+          <w:id w:val="1534151868"/>
+          <w:placeholder>
+            <w:docPart w:val="FAEEB716DD73452CA8B08CC50AC2E435"/>
+          </w:placeholder>
+          <w:dataBinding w:prefixMappings="xmlns:ns0='http://purl.org/dc/elements/1.1/' xmlns:ns1='http://schemas.openxmlformats.org/package/2006/metadata/core-properties' " w:xpath="/ns1:coreProperties[1]/ns0:creator[1]" w:storeItemID="{6C3C8BC8-F283-45AE-878A-BAB7291924A1}"/>
+          <w:text/>
+        </w:sdtPr>
+        <w:sdtContent>
+          <w:tc>
+            <w:tcPr>
+              <w:tcW w:w="4686" w:type="dxa"/>
+              <w:vAlign w:val="center"/>
+            </w:tcPr>
+            <w:p>
+              <w:pPr>
+                <w:pStyle w:val="Piedepgina"/>
+                <w:rPr>
+                  <w:caps/>
+                  <w:color w:val="808080" w:themeColor="background1" w:themeShade="80"/>
+                  <w:sz w:val="18"/>
+                  <w:szCs w:val="18"/>
+                </w:rPr>
+              </w:pPr>
+              <w:r>
+                <w:t>Campero Jairo · Aguilar Carlos</w:t>
+              </w:r>
+            </w:p>
+          </w:tc>
+        </w:sdtContent>
+      </w:sdt>
+      <w:tc>
+        <w:tcPr>
+          <w:tcW w:w="4674" w:type="dxa"/>
+          <w:vAlign w:val="center"/>
+        </w:tcPr>
+        <w:p>
+          <w:pPr>
+            <w:pStyle w:val="Piedepgina"/>
+            <w:jc w:val="right"/>
+            <w:rPr>
+              <w:caps/>
+              <w:color w:val="808080" w:themeColor="background1" w:themeShade="80"/>
+              <w:sz w:val="18"/>
+              <w:szCs w:val="18"/>
+            </w:rPr>
+          </w:pPr>
+          <w:r>
+            <w:rPr>
+              <w:caps/>
+              <w:color w:val="808080" w:themeColor="background1" w:themeShade="80"/>
+              <w:sz w:val="18"/>
+              <w:szCs w:val="18"/>
+            </w:rPr>
+            <w:fldChar w:fldCharType="begin"/>
+          </w:r>
+          <w:r>
+            <w:rPr>
+              <w:caps/>
+              <w:color w:val="808080" w:themeColor="background1" w:themeShade="80"/>
+              <w:sz w:val="18"/>
+              <w:szCs w:val="18"/>
+            </w:rPr>
+            <w:instrText>PAGE   \* MERGEFORMAT</w:instrText>
+          </w:r>
+          <w:r>
+            <w:rPr>
+              <w:caps/>
+              <w:color w:val="808080" w:themeColor="background1" w:themeShade="80"/>
+              <w:sz w:val="18"/>
+              <w:szCs w:val="18"/>
+            </w:rPr>
+            <w:fldChar w:fldCharType="separate"/>
+          </w:r>
+          <w:r>
+            <w:rPr>
+              <w:caps/>
+              <w:color w:val="808080" w:themeColor="background1" w:themeShade="80"/>
+              <w:sz w:val="18"/>
+              <w:szCs w:val="18"/>
+              <w:lang w:val="es-ES"/>
+            </w:rPr>
+            <w:t>2</w:t>
+          </w:r>
+          <w:r>
+            <w:rPr>
+              <w:caps/>
+              <w:color w:val="808080" w:themeColor="background1" w:themeShade="80"/>
+              <w:sz w:val="18"/>
+              <w:szCs w:val="18"/>
+            </w:rPr>
+            <w:fldChar w:fldCharType="end"/>
+          </w:r>
+        </w:p>
+      </w:tc>
+    </w:tr>
+  </w:tbl>
+  <w:p>
+    <w:pPr>
+      <w:pStyle w:val="Piedepgina"/>
+    </w:pPr>
+  </w:p>
+</w:ftr>
+</file>
+
+<file path=word/footnotes.xml><?xml version="1.0" encoding="utf-8"?>
+<w:footnotes xmlns:wpc="http://schemas.microsoft.com/office/word/2010/wordprocessingCanvas" xmlns:cx="http://schemas.microsoft.com/office/drawing/2014/chartex" xmlns:cx1="http://schemas.microsoft.com/office/drawing/2015/9/8/chartex" xmlns:cx2="http://schemas.microsoft.com/office/drawing/2015/10/21/chartex" xmlns:cx3="http://schemas.microsoft.com/office/drawing/2016/5/9/chartex" xmlns:cx4="http://schemas.microsoft.com/office/drawing/2016/5/10/chartex" xmlns:cx5="http://schemas.microsoft.com/office/drawing/2016/5/11/chartex" xmlns:cx6="http://schemas.microsoft.com/office/drawing/2016/5/12/chartex" xmlns:cx7="http://schemas.microsoft.com/office/drawing/2016/5/13/chartex" xmlns:cx8="http://schemas.microsoft.com/office/drawing/2016/5/14/chartex" xmlns:mc="http://schemas.openxmlformats.org/markup-compatibility/2006" xmlns:aink="http://schemas.microsoft.com/office/drawing/2016/ink" xmlns:am3d="http://schemas.microsoft.com/office/drawing/2017/model3d" xmlns:o="urn:schemas-microsoft-com:office:office" xmlns:oel="http://schemas.microsoft.com/office/2019/extlst" xmlns:r="http://schemas.openxmlformats.org/officeDocument/2006/relationships" xmlns:m="http://schemas.openxmlformats.org/officeDocument/2006/math" xmlns:v="urn:schemas-microsoft-com:vml" xmlns:wp14="http://schemas.microsoft.com/office/word/2010/wordprocessingDrawing" xmlns:wp="http://schemas.openxmlformats.org/drawingml/2006/wordprocessingDrawing" xmlns:w10="urn:schemas-microsoft-com:office:word" xmlns:w="http://schemas.openxmlformats.org/wordprocessingml/2006/main" xmlns:w14="http://schemas.microsoft.com/office/word/2010/wordml" xmlns:w15="http://schemas.microsoft.com/office/word/2012/wordml" xmlns:w16cex="http://schemas.microsoft.com/office/word/2018/wordml/cex" xmlns:w16cid="http://schemas.microsoft.com/office/word/2016/wordml/cid" xmlns:w16="http://schemas.microsoft.com/office/word/2018/wordml" xmlns:w16du="http://schemas.microsoft.com/office/word/2023/wordml/word16du" xmlns:w16sdtdh="http://schemas.microsoft.com/office/word/2020/wordml/sdtdatahash" xmlns:w16sdtfl="http://schemas.microsoft.com/office/word/2024/wordml/sdtformatlock" xmlns:w16se="http://schemas.microsoft.com/office/word/2015/wordml/symex" xmlns:wpg="http://schemas.microsoft.com/office/word/2010/wordprocessingGroup" xmlns:wpi="http://schemas.microsoft.com/office/word/2010/wordprocessingInk" xmlns:wne="http://schemas.microsoft.com/office/word/2006/wordml" xmlns:wps="http://schemas.microsoft.com/office/word/2010/wordprocessingShape" mc:Ignorable="w14 w15 w16se w16cid w16 w16cex w16sdtdh w16sdtfl w16du wp14">
+  <w:footnote w:type="separator" w:id="-1">
+    <w:p>
+      <w:r>
+        <w:separator/>
+      </w:r>
+    </w:p>
+  </w:footnote>
+  <w:footnote w:type="continuationSeparator" w:id="0">
+    <w:p>
+      <w:r>
+        <w:continuationSeparator/>
+      </w:r>
+    </w:p>
+  </w:footnote>
+</w:footnotes>
+</file>
+
+<file path=word/header1.xml><?xml version="1.0" encoding="utf-8"?>
+<w:hdr xmlns:wpc="http://schemas.microsoft.com/office/word/2010/wordprocessingCanvas" xmlns:cx="http://schemas.microsoft.com/office/drawing/2014/chartex" xmlns:cx1="http://schemas.microsoft.com/office/drawing/2015/9/8/chartex" xmlns:cx2="http://schemas.microsoft.com/office/drawing/2015/10/21/chartex" xmlns:cx3="http://schemas.microsoft.com/office/drawing/2016/5/9/chartex" xmlns:cx4="http://schemas.microsoft.com/office/drawing/2016/5/10/chartex" xmlns:cx5="http://schemas.microsoft.com/office/drawing/2016/5/11/chartex" xmlns:cx6="http://schemas.microsoft.com/office/drawing/2016/5/12/chartex" xmlns:cx7="http://schemas.microsoft.com/office/drawing/2016/5/13/chartex" xmlns:cx8="http://schemas.microsoft.com/office/drawing/2016/5/14/chartex" xmlns:mc="http://schemas.openxmlformats.org/markup-compatibility/2006" xmlns:aink="http://schemas.microsoft.com/office/drawing/2016/ink" xmlns:am3d="http://schemas.microsoft.com/office/drawing/2017/model3d" xmlns:o="urn:schemas-microsoft-com:office:office" xmlns:oel="http://schemas.microsoft.com/office/2019/extlst" xmlns:r="http://schemas.openxmlformats.org/officeDocument/2006/relationships" xmlns:m="http://schemas.openxmlformats.org/officeDocument/2006/math" xmlns:v="urn:schemas-microsoft-com:vml" xmlns:wp14="http://schemas.microsoft.com/office/word/2010/wordprocessingDrawing" xmlns:wp="http://schemas.openxmlformats.org/drawingml/2006/wordprocessingDrawing" xmlns:w10="urn:schemas-microsoft-com:office:word" xmlns:w="http://schemas.openxmlformats.org/wordprocessingml/2006/main" xmlns:w14="http://schemas.microsoft.com/office/word/2010/wordml" xmlns:w15="http://schemas.microsoft.com/office/word/2012/wordml" xmlns:w16cex="http://schemas.microsoft.com/office/word/2018/wordml/cex" xmlns:w16cid="http://schemas.microsoft.com/office/word/2016/wordml/cid" xmlns:w16="http://schemas.microsoft.com/office/word/2018/wordml" xmlns:w16du="http://schemas.microsoft.com/office/word/2023/wordml/word16du" xmlns:w16sdtdh="http://schemas.microsoft.com/office/word/2020/wordml/sdtdatahash" xmlns:w16sdtfl="http://schemas.microsoft.com/office/word/2024/wordml/sdtformatlock" xmlns:w16se="http://schemas.microsoft.com/office/word/2015/wordml/symex" xmlns:wpg="http://schemas.microsoft.com/office/word/2010/wordprocessingGroup" xmlns:wpi="http://schemas.microsoft.com/office/word/2010/wordprocessingInk" xmlns:wne="http://schemas.microsoft.com/office/word/2006/wordml" xmlns:wps="http://schemas.microsoft.com/office/word/2010/wordprocessingShape" mc:Ignorable="w14 w15 w16se w16cid w16 w16cex w16sdtdh w16sdtfl w16du wp14">
+  <w:p>
+    <w:pPr>
+      <w:pStyle w:val="Encabezado"/>
+    </w:pPr>
+    <w:r>
+      <w:rPr>
+        <w:b/>
+        <w:bCs/>
+      </w:rPr>
+      <w:t>Temperatura y Fermentación en Levaduras</w:t>
+    </w:r>
+    <w:r>
+      <w:t xml:space="preserve"> · Proyecto Interdisciplinario · 2026</w:t>
+    </w:r>
+  </w:p>
+  <w:p>
+    <w:pPr>
+      <w:pStyle w:val="Encabezado"/>
+    </w:pPr>
+  </w:p>
+</w:hdr>
 </file>
 
 <file path=word/numbering.xml><?xml version="1.0" encoding="utf-8"?>
@@ -14240,9 +15015,9 @@
     </w:lvl>
   </w:abstractNum>
   <w:abstractNum w:abstractNumId="1" w15:restartNumberingAfterBreak="0">
-    <w:nsid w:val="17D87B84"/>
+    <w:nsid w:val="17A95B16"/>
     <w:multiLevelType w:val="hybridMultilevel"/>
-    <w:tmpl w:val="07DE2C90"/>
+    <w:tmpl w:val="B1881EAC"/>
     <w:lvl w:ilvl="0" w:tplc="2C0A000F">
       <w:start w:val="1"/>
       <w:numFmt w:val="decimal"/>
@@ -14329,6 +15104,95 @@
     </w:lvl>
   </w:abstractNum>
   <w:abstractNum w:abstractNumId="2" w15:restartNumberingAfterBreak="0">
+    <w:nsid w:val="17D87B84"/>
+    <w:multiLevelType w:val="hybridMultilevel"/>
+    <w:tmpl w:val="07DE2C90"/>
+    <w:lvl w:ilvl="0" w:tplc="2C0A000F">
+      <w:start w:val="1"/>
+      <w:numFmt w:val="decimal"/>
+      <w:lvlText w:val="%1."/>
+      <w:lvlJc w:val="left"/>
+      <w:pPr>
+        <w:ind w:left="720" w:hanging="360"/>
+      </w:pPr>
+      <w:rPr>
+        <w:rFonts w:hint="default"/>
+      </w:rPr>
+    </w:lvl>
+    <w:lvl w:ilvl="1" w:tplc="2C0A0019" w:tentative="1">
+      <w:start w:val="1"/>
+      <w:numFmt w:val="lowerLetter"/>
+      <w:lvlText w:val="%2."/>
+      <w:lvlJc w:val="left"/>
+      <w:pPr>
+        <w:ind w:left="1440" w:hanging="360"/>
+      </w:pPr>
+    </w:lvl>
+    <w:lvl w:ilvl="2" w:tplc="2C0A001B" w:tentative="1">
+      <w:start w:val="1"/>
+      <w:numFmt w:val="lowerRoman"/>
+      <w:lvlText w:val="%3."/>
+      <w:lvlJc w:val="right"/>
+      <w:pPr>
+        <w:ind w:left="2160" w:hanging="180"/>
+      </w:pPr>
+    </w:lvl>
+    <w:lvl w:ilvl="3" w:tplc="2C0A000F" w:tentative="1">
+      <w:start w:val="1"/>
+      <w:numFmt w:val="decimal"/>
+      <w:lvlText w:val="%4."/>
+      <w:lvlJc w:val="left"/>
+      <w:pPr>
+        <w:ind w:left="2880" w:hanging="360"/>
+      </w:pPr>
+    </w:lvl>
+    <w:lvl w:ilvl="4" w:tplc="2C0A0019" w:tentative="1">
+      <w:start w:val="1"/>
+      <w:numFmt w:val="lowerLetter"/>
+      <w:lvlText w:val="%5."/>
+      <w:lvlJc w:val="left"/>
+      <w:pPr>
+        <w:ind w:left="3600" w:hanging="360"/>
+      </w:pPr>
+    </w:lvl>
+    <w:lvl w:ilvl="5" w:tplc="2C0A001B" w:tentative="1">
+      <w:start w:val="1"/>
+      <w:numFmt w:val="lowerRoman"/>
+      <w:lvlText w:val="%6."/>
+      <w:lvlJc w:val="right"/>
+      <w:pPr>
+        <w:ind w:left="4320" w:hanging="180"/>
+      </w:pPr>
+    </w:lvl>
+    <w:lvl w:ilvl="6" w:tplc="2C0A000F" w:tentative="1">
+      <w:start w:val="1"/>
+      <w:numFmt w:val="decimal"/>
+      <w:lvlText w:val="%7."/>
+      <w:lvlJc w:val="left"/>
+      <w:pPr>
+        <w:ind w:left="5040" w:hanging="360"/>
+      </w:pPr>
+    </w:lvl>
+    <w:lvl w:ilvl="7" w:tplc="2C0A0019" w:tentative="1">
+      <w:start w:val="1"/>
+      <w:numFmt w:val="lowerLetter"/>
+      <w:lvlText w:val="%8."/>
+      <w:lvlJc w:val="left"/>
+      <w:pPr>
+        <w:ind w:left="5760" w:hanging="360"/>
+      </w:pPr>
+    </w:lvl>
+    <w:lvl w:ilvl="8" w:tplc="2C0A001B" w:tentative="1">
+      <w:start w:val="1"/>
+      <w:numFmt w:val="lowerRoman"/>
+      <w:lvlText w:val="%9."/>
+      <w:lvlJc w:val="right"/>
+      <w:pPr>
+        <w:ind w:left="6480" w:hanging="180"/>
+      </w:pPr>
+    </w:lvl>
+  </w:abstractNum>
+  <w:abstractNum w:abstractNumId="3" w15:restartNumberingAfterBreak="0">
     <w:nsid w:val="1E815FD2"/>
     <w:multiLevelType w:val="multilevel"/>
     <w:tmpl w:val="8DA09D9C"/>
@@ -14477,96 +15341,10 @@
       </w:rPr>
     </w:lvl>
   </w:abstractNum>
-  <w:abstractNum w:abstractNumId="3" w15:restartNumberingAfterBreak="0">
-    <w:nsid w:val="3D132FF3"/>
+  <w:abstractNum w:abstractNumId="4" w15:restartNumberingAfterBreak="0">
+    <w:nsid w:val="2C532246"/>
     <w:multiLevelType w:val="hybridMultilevel"/>
-    <w:tmpl w:val="5628B610"/>
-    <w:lvl w:ilvl="0" w:tplc="2C0A000F">
-      <w:start w:val="1"/>
-      <w:numFmt w:val="decimal"/>
-      <w:lvlText w:val="%1."/>
-      <w:lvlJc w:val="left"/>
-      <w:pPr>
-        <w:ind w:left="720" w:hanging="360"/>
-      </w:pPr>
-    </w:lvl>
-    <w:lvl w:ilvl="1" w:tplc="2C0A0019" w:tentative="1">
-      <w:start w:val="1"/>
-      <w:numFmt w:val="lowerLetter"/>
-      <w:lvlText w:val="%2."/>
-      <w:lvlJc w:val="left"/>
-      <w:pPr>
-        <w:ind w:left="1440" w:hanging="360"/>
-      </w:pPr>
-    </w:lvl>
-    <w:lvl w:ilvl="2" w:tplc="2C0A001B" w:tentative="1">
-      <w:start w:val="1"/>
-      <w:numFmt w:val="lowerRoman"/>
-      <w:lvlText w:val="%3."/>
-      <w:lvlJc w:val="right"/>
-      <w:pPr>
-        <w:ind w:left="2160" w:hanging="180"/>
-      </w:pPr>
-    </w:lvl>
-    <w:lvl w:ilvl="3" w:tplc="2C0A000F" w:tentative="1">
-      <w:start w:val="1"/>
-      <w:numFmt w:val="decimal"/>
-      <w:lvlText w:val="%4."/>
-      <w:lvlJc w:val="left"/>
-      <w:pPr>
-        <w:ind w:left="2880" w:hanging="360"/>
-      </w:pPr>
-    </w:lvl>
-    <w:lvl w:ilvl="4" w:tplc="2C0A0019" w:tentative="1">
-      <w:start w:val="1"/>
-      <w:numFmt w:val="lowerLetter"/>
-      <w:lvlText w:val="%5."/>
-      <w:lvlJc w:val="left"/>
-      <w:pPr>
-        <w:ind w:left="3600" w:hanging="360"/>
-      </w:pPr>
-    </w:lvl>
-    <w:lvl w:ilvl="5" w:tplc="2C0A001B" w:tentative="1">
-      <w:start w:val="1"/>
-      <w:numFmt w:val="lowerRoman"/>
-      <w:lvlText w:val="%6."/>
-      <w:lvlJc w:val="right"/>
-      <w:pPr>
-        <w:ind w:left="4320" w:hanging="180"/>
-      </w:pPr>
-    </w:lvl>
-    <w:lvl w:ilvl="6" w:tplc="2C0A000F" w:tentative="1">
-      <w:start w:val="1"/>
-      <w:numFmt w:val="decimal"/>
-      <w:lvlText w:val="%7."/>
-      <w:lvlJc w:val="left"/>
-      <w:pPr>
-        <w:ind w:left="5040" w:hanging="360"/>
-      </w:pPr>
-    </w:lvl>
-    <w:lvl w:ilvl="7" w:tplc="2C0A0019" w:tentative="1">
-      <w:start w:val="1"/>
-      <w:numFmt w:val="lowerLetter"/>
-      <w:lvlText w:val="%8."/>
-      <w:lvlJc w:val="left"/>
-      <w:pPr>
-        <w:ind w:left="5760" w:hanging="360"/>
-      </w:pPr>
-    </w:lvl>
-    <w:lvl w:ilvl="8" w:tplc="2C0A001B" w:tentative="1">
-      <w:start w:val="1"/>
-      <w:numFmt w:val="lowerRoman"/>
-      <w:lvlText w:val="%9."/>
-      <w:lvlJc w:val="right"/>
-      <w:pPr>
-        <w:ind w:left="6480" w:hanging="180"/>
-      </w:pPr>
-    </w:lvl>
-  </w:abstractNum>
-  <w:abstractNum w:abstractNumId="4" w15:restartNumberingAfterBreak="0">
-    <w:nsid w:val="44176A9C"/>
-    <w:multiLevelType w:val="hybridMultilevel"/>
-    <w:tmpl w:val="EC26EC82"/>
+    <w:tmpl w:val="A374301E"/>
     <w:lvl w:ilvl="0" w:tplc="2C0A000F">
       <w:start w:val="1"/>
       <w:numFmt w:val="decimal"/>
@@ -14653,6 +15431,181 @@
     </w:lvl>
   </w:abstractNum>
   <w:abstractNum w:abstractNumId="5" w15:restartNumberingAfterBreak="0">
+    <w:nsid w:val="3D132FF3"/>
+    <w:multiLevelType w:val="hybridMultilevel"/>
+    <w:tmpl w:val="5628B610"/>
+    <w:lvl w:ilvl="0" w:tplc="2C0A000F">
+      <w:start w:val="1"/>
+      <w:numFmt w:val="decimal"/>
+      <w:lvlText w:val="%1."/>
+      <w:lvlJc w:val="left"/>
+      <w:pPr>
+        <w:ind w:left="720" w:hanging="360"/>
+      </w:pPr>
+    </w:lvl>
+    <w:lvl w:ilvl="1" w:tplc="2C0A0019" w:tentative="1">
+      <w:start w:val="1"/>
+      <w:numFmt w:val="lowerLetter"/>
+      <w:lvlText w:val="%2."/>
+      <w:lvlJc w:val="left"/>
+      <w:pPr>
+        <w:ind w:left="1440" w:hanging="360"/>
+      </w:pPr>
+    </w:lvl>
+    <w:lvl w:ilvl="2" w:tplc="2C0A001B" w:tentative="1">
+      <w:start w:val="1"/>
+      <w:numFmt w:val="lowerRoman"/>
+      <w:lvlText w:val="%3."/>
+      <w:lvlJc w:val="right"/>
+      <w:pPr>
+        <w:ind w:left="2160" w:hanging="180"/>
+      </w:pPr>
+    </w:lvl>
+    <w:lvl w:ilvl="3" w:tplc="2C0A000F" w:tentative="1">
+      <w:start w:val="1"/>
+      <w:numFmt w:val="decimal"/>
+      <w:lvlText w:val="%4."/>
+      <w:lvlJc w:val="left"/>
+      <w:pPr>
+        <w:ind w:left="2880" w:hanging="360"/>
+      </w:pPr>
+    </w:lvl>
+    <w:lvl w:ilvl="4" w:tplc="2C0A0019" w:tentative="1">
+      <w:start w:val="1"/>
+      <w:numFmt w:val="lowerLetter"/>
+      <w:lvlText w:val="%5."/>
+      <w:lvlJc w:val="left"/>
+      <w:pPr>
+        <w:ind w:left="3600" w:hanging="360"/>
+      </w:pPr>
+    </w:lvl>
+    <w:lvl w:ilvl="5" w:tplc="2C0A001B" w:tentative="1">
+      <w:start w:val="1"/>
+      <w:numFmt w:val="lowerRoman"/>
+      <w:lvlText w:val="%6."/>
+      <w:lvlJc w:val="right"/>
+      <w:pPr>
+        <w:ind w:left="4320" w:hanging="180"/>
+      </w:pPr>
+    </w:lvl>
+    <w:lvl w:ilvl="6" w:tplc="2C0A000F" w:tentative="1">
+      <w:start w:val="1"/>
+      <w:numFmt w:val="decimal"/>
+      <w:lvlText w:val="%7."/>
+      <w:lvlJc w:val="left"/>
+      <w:pPr>
+        <w:ind w:left="5040" w:hanging="360"/>
+      </w:pPr>
+    </w:lvl>
+    <w:lvl w:ilvl="7" w:tplc="2C0A0019" w:tentative="1">
+      <w:start w:val="1"/>
+      <w:numFmt w:val="lowerLetter"/>
+      <w:lvlText w:val="%8."/>
+      <w:lvlJc w:val="left"/>
+      <w:pPr>
+        <w:ind w:left="5760" w:hanging="360"/>
+      </w:pPr>
+    </w:lvl>
+    <w:lvl w:ilvl="8" w:tplc="2C0A001B" w:tentative="1">
+      <w:start w:val="1"/>
+      <w:numFmt w:val="lowerRoman"/>
+      <w:lvlText w:val="%9."/>
+      <w:lvlJc w:val="right"/>
+      <w:pPr>
+        <w:ind w:left="6480" w:hanging="180"/>
+      </w:pPr>
+    </w:lvl>
+  </w:abstractNum>
+  <w:abstractNum w:abstractNumId="6" w15:restartNumberingAfterBreak="0">
+    <w:nsid w:val="44176A9C"/>
+    <w:multiLevelType w:val="hybridMultilevel"/>
+    <w:tmpl w:val="EC26EC82"/>
+    <w:lvl w:ilvl="0" w:tplc="2C0A000F">
+      <w:start w:val="1"/>
+      <w:numFmt w:val="decimal"/>
+      <w:lvlText w:val="%1."/>
+      <w:lvlJc w:val="left"/>
+      <w:pPr>
+        <w:ind w:left="720" w:hanging="360"/>
+      </w:pPr>
+      <w:rPr>
+        <w:rFonts w:hint="default"/>
+      </w:rPr>
+    </w:lvl>
+    <w:lvl w:ilvl="1" w:tplc="2C0A0019" w:tentative="1">
+      <w:start w:val="1"/>
+      <w:numFmt w:val="lowerLetter"/>
+      <w:lvlText w:val="%2."/>
+      <w:lvlJc w:val="left"/>
+      <w:pPr>
+        <w:ind w:left="1440" w:hanging="360"/>
+      </w:pPr>
+    </w:lvl>
+    <w:lvl w:ilvl="2" w:tplc="2C0A001B" w:tentative="1">
+      <w:start w:val="1"/>
+      <w:numFmt w:val="lowerRoman"/>
+      <w:lvlText w:val="%3."/>
+      <w:lvlJc w:val="right"/>
+      <w:pPr>
+        <w:ind w:left="2160" w:hanging="180"/>
+      </w:pPr>
+    </w:lvl>
+    <w:lvl w:ilvl="3" w:tplc="2C0A000F" w:tentative="1">
+      <w:start w:val="1"/>
+      <w:numFmt w:val="decimal"/>
+      <w:lvlText w:val="%4."/>
+      <w:lvlJc w:val="left"/>
+      <w:pPr>
+        <w:ind w:left="2880" w:hanging="360"/>
+      </w:pPr>
+    </w:lvl>
+    <w:lvl w:ilvl="4" w:tplc="2C0A0019" w:tentative="1">
+      <w:start w:val="1"/>
+      <w:numFmt w:val="lowerLetter"/>
+      <w:lvlText w:val="%5."/>
+      <w:lvlJc w:val="left"/>
+      <w:pPr>
+        <w:ind w:left="3600" w:hanging="360"/>
+      </w:pPr>
+    </w:lvl>
+    <w:lvl w:ilvl="5" w:tplc="2C0A001B" w:tentative="1">
+      <w:start w:val="1"/>
+      <w:numFmt w:val="lowerRoman"/>
+      <w:lvlText w:val="%6."/>
+      <w:lvlJc w:val="right"/>
+      <w:pPr>
+        <w:ind w:left="4320" w:hanging="180"/>
+      </w:pPr>
+    </w:lvl>
+    <w:lvl w:ilvl="6" w:tplc="2C0A000F" w:tentative="1">
+      <w:start w:val="1"/>
+      <w:numFmt w:val="decimal"/>
+      <w:lvlText w:val="%7."/>
+      <w:lvlJc w:val="left"/>
+      <w:pPr>
+        <w:ind w:left="5040" w:hanging="360"/>
+      </w:pPr>
+    </w:lvl>
+    <w:lvl w:ilvl="7" w:tplc="2C0A0019" w:tentative="1">
+      <w:start w:val="1"/>
+      <w:numFmt w:val="lowerLetter"/>
+      <w:lvlText w:val="%8."/>
+      <w:lvlJc w:val="left"/>
+      <w:pPr>
+        <w:ind w:left="5760" w:hanging="360"/>
+      </w:pPr>
+    </w:lvl>
+    <w:lvl w:ilvl="8" w:tplc="2C0A001B" w:tentative="1">
+      <w:start w:val="1"/>
+      <w:numFmt w:val="lowerRoman"/>
+      <w:lvlText w:val="%9."/>
+      <w:lvlJc w:val="right"/>
+      <w:pPr>
+        <w:ind w:left="6480" w:hanging="180"/>
+      </w:pPr>
+    </w:lvl>
+  </w:abstractNum>
+  <w:abstractNum w:abstractNumId="7" w15:restartNumberingAfterBreak="0">
     <w:nsid w:val="57337A08"/>
     <w:multiLevelType w:val="hybridMultilevel"/>
     <w:tmpl w:val="8892CC52"/>
@@ -14765,7 +15718,7 @@
       </w:rPr>
     </w:lvl>
   </w:abstractNum>
-  <w:abstractNum w:abstractNumId="6" w15:restartNumberingAfterBreak="0">
+  <w:abstractNum w:abstractNumId="8" w15:restartNumberingAfterBreak="0">
     <w:nsid w:val="7559205A"/>
     <w:multiLevelType w:val="multilevel"/>
     <w:tmpl w:val="AD30B0B8"/>
@@ -14914,7 +15867,7 @@
       </w:rPr>
     </w:lvl>
   </w:abstractNum>
-  <w:abstractNum w:abstractNumId="7" w15:restartNumberingAfterBreak="0">
+  <w:abstractNum w:abstractNumId="9" w15:restartNumberingAfterBreak="0">
     <w:nsid w:val="7D6901CD"/>
     <w:multiLevelType w:val="multilevel"/>
     <w:tmpl w:val="AA0AEB30"/>
@@ -15067,25 +16020,31 @@
     <w:abstractNumId w:val="0"/>
   </w:num>
   <w:num w:numId="2" w16cid:durableId="146753044">
+    <w:abstractNumId w:val="8"/>
+  </w:num>
+  <w:num w:numId="3" w16cid:durableId="2021464354">
+    <w:abstractNumId w:val="3"/>
+  </w:num>
+  <w:num w:numId="4" w16cid:durableId="509948780">
+    <w:abstractNumId w:val="9"/>
+  </w:num>
+  <w:num w:numId="5" w16cid:durableId="1972319248">
     <w:abstractNumId w:val="6"/>
   </w:num>
-  <w:num w:numId="3" w16cid:durableId="2021464354">
+  <w:num w:numId="6" w16cid:durableId="1679235223">
     <w:abstractNumId w:val="2"/>
   </w:num>
-  <w:num w:numId="4" w16cid:durableId="509948780">
+  <w:num w:numId="7" w16cid:durableId="1000816031">
+    <w:abstractNumId w:val="5"/>
+  </w:num>
+  <w:num w:numId="8" w16cid:durableId="643968863">
     <w:abstractNumId w:val="7"/>
   </w:num>
-  <w:num w:numId="5" w16cid:durableId="1972319248">
+  <w:num w:numId="9" w16cid:durableId="253054085">
     <w:abstractNumId w:val="4"/>
   </w:num>
-  <w:num w:numId="6" w16cid:durableId="1679235223">
+  <w:num w:numId="10" w16cid:durableId="324867291">
     <w:abstractNumId w:val="1"/>
-  </w:num>
-  <w:num w:numId="7" w16cid:durableId="1000816031">
-    <w:abstractNumId w:val="3"/>
-  </w:num>
-  <w:num w:numId="8" w16cid:durableId="643968863">
-    <w:abstractNumId w:val="5"/>
   </w:num>
 </w:numbering>
 </file>
@@ -16543,10 +17502,806 @@
       </w:tcPr>
     </w:tblStylePr>
   </w:style>
+  <w:style w:type="paragraph" w:styleId="Encabezado">
+    <w:name w:val="header"/>
+    <w:basedOn w:val="Normal"/>
+    <w:link w:val="EncabezadoCar"/>
+    <w:uiPriority w:val="99"/>
+    <w:unhideWhenUsed/>
+    <w:rsid w:val="006D7C9B"/>
+    <w:pPr>
+      <w:tabs>
+        <w:tab w:val="center" w:pos="4252"/>
+        <w:tab w:val="right" w:pos="8504"/>
+      </w:tabs>
+    </w:pPr>
+  </w:style>
+  <w:style w:type="character" w:customStyle="1" w:styleId="EncabezadoCar">
+    <w:name w:val="Encabezado Car"/>
+    <w:basedOn w:val="Fuentedeprrafopredeter"/>
+    <w:link w:val="Encabezado"/>
+    <w:uiPriority w:val="99"/>
+    <w:rsid w:val="006D7C9B"/>
+  </w:style>
+  <w:style w:type="paragraph" w:styleId="Piedepgina">
+    <w:name w:val="footer"/>
+    <w:basedOn w:val="Normal"/>
+    <w:link w:val="PiedepginaCar"/>
+    <w:uiPriority w:val="99"/>
+    <w:unhideWhenUsed/>
+    <w:rsid w:val="006D7C9B"/>
+    <w:pPr>
+      <w:tabs>
+        <w:tab w:val="center" w:pos="4252"/>
+        <w:tab w:val="right" w:pos="8504"/>
+      </w:tabs>
+    </w:pPr>
+  </w:style>
+  <w:style w:type="character" w:customStyle="1" w:styleId="PiedepginaCar">
+    <w:name w:val="Pie de página Car"/>
+    <w:basedOn w:val="Fuentedeprrafopredeter"/>
+    <w:link w:val="Piedepgina"/>
+    <w:uiPriority w:val="99"/>
+    <w:rsid w:val="006D7C9B"/>
+  </w:style>
+  <w:style w:type="character" w:styleId="Hipervnculo">
+    <w:name w:val="Hyperlink"/>
+    <w:basedOn w:val="Fuentedeprrafopredeter"/>
+    <w:uiPriority w:val="99"/>
+    <w:unhideWhenUsed/>
+    <w:rsid w:val="006D7C9B"/>
+    <w:rPr>
+      <w:color w:val="0000FF"/>
+      <w:u w:val="single"/>
+    </w:rPr>
+  </w:style>
+  <w:style w:type="character" w:styleId="Hipervnculovisitado">
+    <w:name w:val="FollowedHyperlink"/>
+    <w:basedOn w:val="Fuentedeprrafopredeter"/>
+    <w:uiPriority w:val="99"/>
+    <w:semiHidden/>
+    <w:unhideWhenUsed/>
+    <w:rsid w:val="006D7C9B"/>
+    <w:rPr>
+      <w:color w:val="954F72" w:themeColor="followedHyperlink"/>
+      <w:u w:val="single"/>
+    </w:rPr>
+  </w:style>
+  <w:style w:type="character" w:styleId="Mencinsinresolver">
+    <w:name w:val="Unresolved Mention"/>
+    <w:basedOn w:val="Fuentedeprrafopredeter"/>
+    <w:uiPriority w:val="99"/>
+    <w:semiHidden/>
+    <w:unhideWhenUsed/>
+    <w:rsid w:val="00A76B02"/>
+    <w:rPr>
+      <w:color w:val="605E5C"/>
+      <w:shd w:val="clear" w:color="auto" w:fill="E1DFDD"/>
+    </w:rPr>
+  </w:style>
 </w:styles>
 </file>
 
+<file path=word/glossary/document.xml><?xml version="1.0" encoding="utf-8"?>
+<w:glossaryDocument xmlns:wpc="http://schemas.microsoft.com/office/word/2010/wordprocessingCanvas" xmlns:cx="http://schemas.microsoft.com/office/drawing/2014/chartex" xmlns:cx1="http://schemas.microsoft.com/office/drawing/2015/9/8/chartex" xmlns:cx2="http://schemas.microsoft.com/office/drawing/2015/10/21/chartex" xmlns:cx3="http://schemas.microsoft.com/office/drawing/2016/5/9/chartex" xmlns:cx4="http://schemas.microsoft.com/office/drawing/2016/5/10/chartex" xmlns:cx5="http://schemas.microsoft.com/office/drawing/2016/5/11/chartex" xmlns:cx6="http://schemas.microsoft.com/office/drawing/2016/5/12/chartex" xmlns:cx7="http://schemas.microsoft.com/office/drawing/2016/5/13/chartex" xmlns:cx8="http://schemas.microsoft.com/office/drawing/2016/5/14/chartex" xmlns:mc="http://schemas.openxmlformats.org/markup-compatibility/2006" xmlns:aink="http://schemas.microsoft.com/office/drawing/2016/ink" xmlns:am3d="http://schemas.microsoft.com/office/drawing/2017/model3d" xmlns:o="urn:schemas-microsoft-com:office:office" xmlns:oel="http://schemas.microsoft.com/office/2019/extlst" xmlns:r="http://schemas.openxmlformats.org/officeDocument/2006/relationships" xmlns:m="http://schemas.openxmlformats.org/officeDocument/2006/math" xmlns:v="urn:schemas-microsoft-com:vml" xmlns:wp14="http://schemas.microsoft.com/office/word/2010/wordprocessingDrawing" xmlns:wp="http://schemas.openxmlformats.org/drawingml/2006/wordprocessingDrawing" xmlns:w10="urn:schemas-microsoft-com:office:word" xmlns:w="http://schemas.openxmlformats.org/wordprocessingml/2006/main" xmlns:w14="http://schemas.microsoft.com/office/word/2010/wordml" xmlns:w15="http://schemas.microsoft.com/office/word/2012/wordml" xmlns:w16cex="http://schemas.microsoft.com/office/word/2018/wordml/cex" xmlns:w16cid="http://schemas.microsoft.com/office/word/2016/wordml/cid" xmlns:w16="http://schemas.microsoft.com/office/word/2018/wordml" xmlns:w16du="http://schemas.microsoft.com/office/word/2023/wordml/word16du" xmlns:w16sdtdh="http://schemas.microsoft.com/office/word/2020/wordml/sdtdatahash" xmlns:w16sdtfl="http://schemas.microsoft.com/office/word/2024/wordml/sdtformatlock" xmlns:w16se="http://schemas.microsoft.com/office/word/2015/wordml/symex" xmlns:wpg="http://schemas.microsoft.com/office/word/2010/wordprocessingGroup" xmlns:wpi="http://schemas.microsoft.com/office/word/2010/wordprocessingInk" xmlns:wne="http://schemas.microsoft.com/office/word/2006/wordml" xmlns:wps="http://schemas.microsoft.com/office/word/2010/wordprocessingShape" mc:Ignorable="w14 w15 w16se w16cid w16 w16cex w16sdtdh w16sdtfl w16du wp14">
+  <w:docParts>
+    <w:docPart>
+      <w:docPartPr>
+        <w:name w:val="FAEEB716DD73452CA8B08CC50AC2E435"/>
+        <w:category>
+          <w:name w:val="General"/>
+          <w:gallery w:val="placeholder"/>
+        </w:category>
+        <w:types>
+          <w:type w:val="bbPlcHdr"/>
+        </w:types>
+        <w:behaviors>
+          <w:behavior w:val="content"/>
+        </w:behaviors>
+        <w:guid w:val="{5AF141AD-F961-4A67-8715-5E0D287CB630}"/>
+      </w:docPartPr>
+      <w:docPartBody>
+        <w:p>
+          <w:pPr>
+            <w:pStyle w:val="FAEEB716DD73452CA8B08CC50AC2E435"/>
+          </w:pPr>
+          <w:r>
+            <w:rPr>
+              <w:rStyle w:val="Textodemarcadordeposicin"/>
+              <w:lang w:val="es-ES"/>
+            </w:rPr>
+            <w:t>[Autor]</w:t>
+          </w:r>
+        </w:p>
+      </w:docPartBody>
+    </w:docPart>
+  </w:docParts>
+</w:glossaryDocument>
+</file>
+
+<file path=word/glossary/fontTable.xml><?xml version="1.0" encoding="utf-8"?>
+<w:fonts xmlns:mc="http://schemas.openxmlformats.org/markup-compatibility/2006" xmlns:r="http://schemas.openxmlformats.org/officeDocument/2006/relationships" xmlns:w="http://schemas.openxmlformats.org/wordprocessingml/2006/main" xmlns:w14="http://schemas.microsoft.com/office/word/2010/wordml" xmlns:w15="http://schemas.microsoft.com/office/word/2012/wordml" xmlns:w16cex="http://schemas.microsoft.com/office/word/2018/wordml/cex" xmlns:w16cid="http://schemas.microsoft.com/office/word/2016/wordml/cid" xmlns:w16="http://schemas.microsoft.com/office/word/2018/wordml" xmlns:w16du="http://schemas.microsoft.com/office/word/2023/wordml/word16du" xmlns:w16sdtdh="http://schemas.microsoft.com/office/word/2020/wordml/sdtdatahash" xmlns:w16sdtfl="http://schemas.microsoft.com/office/word/2024/wordml/sdtformatlock" xmlns:w16se="http://schemas.microsoft.com/office/word/2015/wordml/symex" mc:Ignorable="w14 w15 w16se w16cid w16 w16cex w16sdtdh w16sdtfl w16du">
+  <w:font w:name="Symbol">
+    <w:panose1 w:val="05050102010706020507"/>
+    <w:charset w:val="02"/>
+    <w:family w:val="roman"/>
+    <w:pitch w:val="variable"/>
+    <w:sig w:usb0="00000000" w:usb1="10000000" w:usb2="00000000" w:usb3="00000000" w:csb0="80000000" w:csb1="00000000"/>
+  </w:font>
+  <w:font w:name="Times New Roman">
+    <w:panose1 w:val="02020603050405020304"/>
+    <w:charset w:val="00"/>
+    <w:family w:val="roman"/>
+    <w:pitch w:val="variable"/>
+    <w:sig w:usb0="E0002EFF" w:usb1="C000785B" w:usb2="00000009" w:usb3="00000000" w:csb0="000001FF" w:csb1="00000000"/>
+  </w:font>
+  <w:font w:name="Courier New">
+    <w:panose1 w:val="02070309020205020404"/>
+    <w:charset w:val="00"/>
+    <w:family w:val="modern"/>
+    <w:pitch w:val="fixed"/>
+    <w:sig w:usb0="E0002EFF" w:usb1="C0007843" w:usb2="00000009" w:usb3="00000000" w:csb0="000001FF" w:csb1="00000000"/>
+  </w:font>
+  <w:font w:name="Wingdings">
+    <w:panose1 w:val="05000000000000000000"/>
+    <w:charset w:val="02"/>
+    <w:family w:val="auto"/>
+    <w:pitch w:val="variable"/>
+    <w:sig w:usb0="00000000" w:usb1="10000000" w:usb2="00000000" w:usb3="00000000" w:csb0="80000000" w:csb1="00000000"/>
+  </w:font>
+  <w:font w:name="Dreaming Outloud Pro">
+    <w:charset w:val="00"/>
+    <w:family w:val="script"/>
+    <w:pitch w:val="variable"/>
+    <w:sig w:usb0="800000EF" w:usb1="0000000A" w:usb2="00000008" w:usb3="00000000" w:csb0="00000001" w:csb1="00000000"/>
+  </w:font>
+  <w:font w:name="Arial">
+    <w:panose1 w:val="020B0604020202020204"/>
+    <w:charset w:val="00"/>
+    <w:family w:val="swiss"/>
+    <w:pitch w:val="variable"/>
+    <w:sig w:usb0="E0002EFF" w:usb1="C000785B" w:usb2="00000009" w:usb3="00000000" w:csb0="000001FF" w:csb1="00000000"/>
+  </w:font>
+  <w:font w:name="Calibri">
+    <w:panose1 w:val="020F0502020204030204"/>
+    <w:charset w:val="00"/>
+    <w:family w:val="swiss"/>
+    <w:pitch w:val="variable"/>
+    <w:sig w:usb0="E4002EFF" w:usb1="C200247B" w:usb2="00000009" w:usb3="00000000" w:csb0="000001FF" w:csb1="00000000"/>
+  </w:font>
+  <w:font w:name="Calibri Light">
+    <w:panose1 w:val="020F0302020204030204"/>
+    <w:charset w:val="00"/>
+    <w:family w:val="swiss"/>
+    <w:pitch w:val="variable"/>
+    <w:sig w:usb0="E4002EFF" w:usb1="C200247B" w:usb2="00000009" w:usb3="00000000" w:csb0="000001FF" w:csb1="00000000"/>
+  </w:font>
+  <w:font w:name="Baguet Script">
+    <w:charset w:val="00"/>
+    <w:family w:val="auto"/>
+    <w:pitch w:val="variable"/>
+    <w:sig w:usb0="00000007" w:usb1="00000000" w:usb2="00000000" w:usb3="00000000" w:csb0="00000093" w:csb1="00000000"/>
+  </w:font>
+  <w:font w:name="Segoe UI Emoji">
+    <w:panose1 w:val="020B0502040204020203"/>
+    <w:charset w:val="00"/>
+    <w:family w:val="swiss"/>
+    <w:pitch w:val="variable"/>
+    <w:sig w:usb0="00000003" w:usb1="02000000" w:usb2="08000000" w:usb3="00000000" w:csb0="00000001" w:csb1="00000000"/>
+  </w:font>
+  <w:font w:name="ADLaM Display">
+    <w:charset w:val="00"/>
+    <w:family w:val="auto"/>
+    <w:pitch w:val="variable"/>
+    <w:sig w:usb0="8000206F" w:usb1="4200004A" w:usb2="00000000" w:usb3="00000000" w:csb0="00000001" w:csb1="00000000"/>
+  </w:font>
+  <w:font w:name="Abadi">
+    <w:charset w:val="00"/>
+    <w:family w:val="swiss"/>
+    <w:pitch w:val="variable"/>
+    <w:sig w:usb0="80000003" w:usb1="00000000" w:usb2="00000000" w:usb3="00000000" w:csb0="00000093" w:csb1="00000000"/>
+  </w:font>
+  <w:font w:name="Cambria Math">
+    <w:panose1 w:val="02040503050406030204"/>
+    <w:charset w:val="00"/>
+    <w:family w:val="roman"/>
+    <w:pitch w:val="variable"/>
+    <w:sig w:usb0="E00006FF" w:usb1="420024FF" w:usb2="02000000" w:usb3="00000000" w:csb0="0000019F" w:csb1="00000000"/>
+  </w:font>
+  <w:font w:name="Segoe UI Symbol">
+    <w:panose1 w:val="020B0502040204020203"/>
+    <w:charset w:val="00"/>
+    <w:family w:val="swiss"/>
+    <w:pitch w:val="variable"/>
+    <w:sig w:usb0="800001E3" w:usb1="1200FFEF" w:usb2="00040000" w:usb3="00000000" w:csb0="00000001" w:csb1="00000000"/>
+  </w:font>
+</w:fonts>
+</file>
+
+<file path=word/glossary/settings.xml><?xml version="1.0" encoding="utf-8"?>
+<w:settings xmlns:mc="http://schemas.openxmlformats.org/markup-compatibility/2006" xmlns:o="urn:schemas-microsoft-com:office:office" xmlns:r="http://schemas.openxmlformats.org/officeDocument/2006/relationships" xmlns:m="http://schemas.openxmlformats.org/officeDocument/2006/math" xmlns:v="urn:schemas-microsoft-com:vml" xmlns:w10="urn:schemas-microsoft-com:office:word" xmlns:w="http://schemas.openxmlformats.org/wordprocessingml/2006/main" xmlns:w14="http://schemas.microsoft.com/office/word/2010/wordml" xmlns:w15="http://schemas.microsoft.com/office/word/2012/wordml" xmlns:w16cex="http://schemas.microsoft.com/office/word/2018/wordml/cex" xmlns:w16cid="http://schemas.microsoft.com/office/word/2016/wordml/cid" xmlns:w16="http://schemas.microsoft.com/office/word/2018/wordml" xmlns:w16du="http://schemas.microsoft.com/office/word/2023/wordml/word16du" xmlns:w16sdtdh="http://schemas.microsoft.com/office/word/2020/wordml/sdtdatahash" xmlns:w16sdtfl="http://schemas.microsoft.com/office/word/2024/wordml/sdtformatlock" xmlns:w16se="http://schemas.microsoft.com/office/word/2015/wordml/symex" xmlns:sl="http://schemas.openxmlformats.org/schemaLibrary/2006/main" mc:Ignorable="w14 w15 w16se w16cid w16 w16cex w16sdtdh w16sdtfl w16du">
+  <w:view w:val="normal"/>
+  <w:defaultTabStop w:val="708"/>
+  <w:hyphenationZone w:val="425"/>
+  <w:characterSpacingControl w:val="doNotCompress"/>
+  <w:compat>
+    <w:useFELayout/>
+    <w:compatSetting w:name="compatibilityMode" w:uri="http://schemas.microsoft.com/office/word" w:val="15"/>
+    <w:compatSetting w:name="overrideTableStyleFontSizeAndJustification" w:uri="http://schemas.microsoft.com/office/word" w:val="1"/>
+    <w:compatSetting w:name="enableOpenTypeFeatures" w:uri="http://schemas.microsoft.com/office/word" w:val="1"/>
+    <w:compatSetting w:name="doNotFlipMirrorIndents" w:uri="http://schemas.microsoft.com/office/word" w:val="1"/>
+    <w:compatSetting w:name="differentiateMultirowTableHeaders" w:uri="http://schemas.microsoft.com/office/word" w:val="1"/>
+    <w:compatSetting w:name="useWord2013TrackBottomHyphenation" w:uri="http://schemas.microsoft.com/office/word" w:val="0"/>
+  </w:compat>
+  <w:rsids>
+    <w:rsidRoot w:val="00136707"/>
+    <w:rsid w:val="00136707"/>
+    <w:rsid w:val="00790DD8"/>
+    <w:rsid w:val="00E90551"/>
+  </w:rsids>
+  <m:mathPr>
+    <m:mathFont m:val="Cambria Math"/>
+    <m:brkBin m:val="before"/>
+    <m:brkBinSub m:val="--"/>
+    <m:smallFrac m:val="0"/>
+    <m:dispDef/>
+    <m:lMargin m:val="0"/>
+    <m:rMargin m:val="0"/>
+    <m:defJc m:val="centerGroup"/>
+    <m:wrapIndent m:val="1440"/>
+    <m:intLim m:val="subSup"/>
+    <m:naryLim m:val="undOvr"/>
+  </m:mathPr>
+  <w:themeFontLang w:val="es-AR"/>
+  <w:clrSchemeMapping w:bg1="light1" w:t1="dark1" w:bg2="light2" w:t2="dark2" w:accent1="accent1" w:accent2="accent2" w:accent3="accent3" w:accent4="accent4" w:accent5="accent5" w:accent6="accent6" w:hyperlink="hyperlink" w:followedHyperlink="followedHyperlink"/>
+  <w:decimalSymbol w:val=","/>
+  <w:listSeparator w:val=";"/>
+  <w15:chartTrackingRefBased/>
+</w:settings>
+</file>
+
+<file path=word/glossary/styles.xml><?xml version="1.0" encoding="utf-8"?>
+<w:styles xmlns:mc="http://schemas.openxmlformats.org/markup-compatibility/2006" xmlns:r="http://schemas.openxmlformats.org/officeDocument/2006/relationships" xmlns:w="http://schemas.openxmlformats.org/wordprocessingml/2006/main" xmlns:w14="http://schemas.microsoft.com/office/word/2010/wordml" xmlns:w15="http://schemas.microsoft.com/office/word/2012/wordml" xmlns:w16cex="http://schemas.microsoft.com/office/word/2018/wordml/cex" xmlns:w16cid="http://schemas.microsoft.com/office/word/2016/wordml/cid" xmlns:w16="http://schemas.microsoft.com/office/word/2018/wordml" xmlns:w16du="http://schemas.microsoft.com/office/word/2023/wordml/word16du" xmlns:w16sdtdh="http://schemas.microsoft.com/office/word/2020/wordml/sdtdatahash" xmlns:w16sdtfl="http://schemas.microsoft.com/office/word/2024/wordml/sdtformatlock" xmlns:w16se="http://schemas.microsoft.com/office/word/2015/wordml/symex" mc:Ignorable="w14 w15 w16se w16cid w16 w16cex w16sdtdh w16sdtfl w16du">
+  <w:docDefaults>
+    <w:rPrDefault>
+      <w:rPr>
+        <w:rFonts w:asciiTheme="minorHAnsi" w:eastAsiaTheme="minorEastAsia" w:hAnsiTheme="minorHAnsi" w:cstheme="minorBidi"/>
+        <w:kern w:val="2"/>
+        <w:sz w:val="24"/>
+        <w:szCs w:val="24"/>
+        <w:lang w:val="es-AR" w:eastAsia="es-AR" w:bidi="ar-SA"/>
+        <w14:ligatures w14:val="standardContextual"/>
+      </w:rPr>
+    </w:rPrDefault>
+    <w:pPrDefault>
+      <w:pPr>
+        <w:spacing w:after="160" w:line="278" w:lineRule="auto"/>
+      </w:pPr>
+    </w:pPrDefault>
+  </w:docDefaults>
+  <w:latentStyles w:defLockedState="0" w:defUIPriority="99" w:defSemiHidden="0" w:defUnhideWhenUsed="0" w:defQFormat="0" w:count="376">
+    <w:lsdException w:name="Normal" w:uiPriority="0" w:qFormat="1"/>
+    <w:lsdException w:name="heading 1" w:uiPriority="9" w:qFormat="1"/>
+    <w:lsdException w:name="heading 2" w:semiHidden="1" w:uiPriority="9" w:unhideWhenUsed="1" w:qFormat="1"/>
+    <w:lsdException w:name="heading 3" w:semiHidden="1" w:uiPriority="9" w:unhideWhenUsed="1" w:qFormat="1"/>
+    <w:lsdException w:name="heading 4" w:semiHidden="1" w:uiPriority="9" w:unhideWhenUsed="1" w:qFormat="1"/>
+    <w:lsdException w:name="heading 5" w:semiHidden="1" w:uiPriority="9" w:unhideWhenUsed="1" w:qFormat="1"/>
+    <w:lsdException w:name="heading 6" w:semiHidden="1" w:uiPriority="9" w:unhideWhenUsed="1" w:qFormat="1"/>
+    <w:lsdException w:name="heading 7" w:semiHidden="1" w:uiPriority="9" w:unhideWhenUsed="1" w:qFormat="1"/>
+    <w:lsdException w:name="heading 8" w:semiHidden="1" w:uiPriority="9" w:unhideWhenUsed="1" w:qFormat="1"/>
+    <w:lsdException w:name="heading 9" w:semiHidden="1" w:uiPriority="9" w:unhideWhenUsed="1" w:qFormat="1"/>
+    <w:lsdException w:name="index 1" w:semiHidden="1" w:unhideWhenUsed="1"/>
+    <w:lsdException w:name="index 2" w:semiHidden="1" w:unhideWhenUsed="1"/>
+    <w:lsdException w:name="index 3" w:semiHidden="1" w:unhideWhenUsed="1"/>
+    <w:lsdException w:name="index 4" w:semiHidden="1" w:unhideWhenUsed="1"/>
+    <w:lsdException w:name="index 5" w:semiHidden="1" w:unhideWhenUsed="1"/>
+    <w:lsdException w:name="index 6" w:semiHidden="1" w:unhideWhenUsed="1"/>
+    <w:lsdException w:name="index 7" w:semiHidden="1" w:unhideWhenUsed="1"/>
+    <w:lsdException w:name="index 8" w:semiHidden="1" w:unhideWhenUsed="1"/>
+    <w:lsdException w:name="index 9" w:semiHidden="1" w:unhideWhenUsed="1"/>
+    <w:lsdException w:name="toc 1" w:semiHidden="1" w:uiPriority="39" w:unhideWhenUsed="1"/>
+    <w:lsdException w:name="toc 2" w:semiHidden="1" w:uiPriority="39" w:unhideWhenUsed="1"/>
+    <w:lsdException w:name="toc 3" w:semiHidden="1" w:uiPriority="39" w:unhideWhenUsed="1"/>
+    <w:lsdException w:name="toc 4" w:semiHidden="1" w:uiPriority="39" w:unhideWhenUsed="1"/>
+    <w:lsdException w:name="toc 5" w:semiHidden="1" w:uiPriority="39" w:unhideWhenUsed="1"/>
+    <w:lsdException w:name="toc 6" w:semiHidden="1" w:uiPriority="39" w:unhideWhenUsed="1"/>
+    <w:lsdException w:name="toc 7" w:semiHidden="1" w:uiPriority="39" w:unhideWhenUsed="1"/>
+    <w:lsdException w:name="toc 8" w:semiHidden="1" w:uiPriority="39" w:unhideWhenUsed="1"/>
+    <w:lsdException w:name="toc 9" w:semiHidden="1" w:uiPriority="39" w:unhideWhenUsed="1"/>
+    <w:lsdException w:name="Normal Indent" w:semiHidden="1" w:unhideWhenUsed="1"/>
+    <w:lsdException w:name="footnote text" w:semiHidden="1" w:unhideWhenUsed="1"/>
+    <w:lsdException w:name="annotation text" w:semiHidden="1" w:unhideWhenUsed="1"/>
+    <w:lsdException w:name="header" w:semiHidden="1" w:unhideWhenUsed="1"/>
+    <w:lsdException w:name="footer" w:semiHidden="1" w:unhideWhenUsed="1"/>
+    <w:lsdException w:name="index heading" w:semiHidden="1" w:unhideWhenUsed="1"/>
+    <w:lsdException w:name="caption" w:semiHidden="1" w:uiPriority="35" w:unhideWhenUsed="1" w:qFormat="1"/>
+    <w:lsdException w:name="table of figures" w:semiHidden="1" w:unhideWhenUsed="1"/>
+    <w:lsdException w:name="envelope address" w:semiHidden="1" w:unhideWhenUsed="1"/>
+    <w:lsdException w:name="envelope return" w:semiHidden="1" w:unhideWhenUsed="1"/>
+    <w:lsdException w:name="footnote reference" w:semiHidden="1" w:unhideWhenUsed="1"/>
+    <w:lsdException w:name="annotation reference" w:semiHidden="1" w:unhideWhenUsed="1"/>
+    <w:lsdException w:name="line number" w:semiHidden="1" w:unhideWhenUsed="1"/>
+    <w:lsdException w:name="page number" w:semiHidden="1" w:unhideWhenUsed="1"/>
+    <w:lsdException w:name="endnote reference" w:semiHidden="1" w:unhideWhenUsed="1"/>
+    <w:lsdException w:name="endnote text" w:semiHidden="1" w:unhideWhenUsed="1"/>
+    <w:lsdException w:name="table of authorities" w:semiHidden="1" w:unhideWhenUsed="1"/>
+    <w:lsdException w:name="macro" w:semiHidden="1" w:unhideWhenUsed="1"/>
+    <w:lsdException w:name="toa heading" w:semiHidden="1" w:unhideWhenUsed="1"/>
+    <w:lsdException w:name="List" w:semiHidden="1" w:unhideWhenUsed="1"/>
+    <w:lsdException w:name="List Bullet" w:semiHidden="1" w:unhideWhenUsed="1"/>
+    <w:lsdException w:name="List Number" w:semiHidden="1" w:unhideWhenUsed="1"/>
+    <w:lsdException w:name="List 2" w:semiHidden="1" w:unhideWhenUsed="1"/>
+    <w:lsdException w:name="List 3" w:semiHidden="1" w:unhideWhenUsed="1"/>
+    <w:lsdException w:name="List 4" w:semiHidden="1" w:unhideWhenUsed="1"/>
+    <w:lsdException w:name="List 5" w:semiHidden="1" w:unhideWhenUsed="1"/>
+    <w:lsdException w:name="List Bullet 2" w:semiHidden="1" w:unhideWhenUsed="1"/>
+    <w:lsdException w:name="List Bullet 3" w:semiHidden="1" w:unhideWhenUsed="1"/>
+    <w:lsdException w:name="List Bullet 4" w:semiHidden="1" w:unhideWhenUsed="1"/>
+    <w:lsdException w:name="List Bullet 5" w:semiHidden="1" w:unhideWhenUsed="1"/>
+    <w:lsdException w:name="List Number 2" w:semiHidden="1" w:unhideWhenUsed="1"/>
+    <w:lsdException w:name="List Number 3" w:semiHidden="1" w:unhideWhenUsed="1"/>
+    <w:lsdException w:name="List Number 4" w:semiHidden="1" w:unhideWhenUsed="1"/>
+    <w:lsdException w:name="List Number 5" w:semiHidden="1" w:unhideWhenUsed="1"/>
+    <w:lsdException w:name="Title" w:uiPriority="10" w:qFormat="1"/>
+    <w:lsdException w:name="Closing" w:semiHidden="1" w:unhideWhenUsed="1"/>
+    <w:lsdException w:name="Signature" w:semiHidden="1" w:unhideWhenUsed="1"/>
+    <w:lsdException w:name="Default Paragraph Font" w:semiHidden="1" w:uiPriority="1" w:unhideWhenUsed="1"/>
+    <w:lsdException w:name="Body Text" w:semiHidden="1" w:unhideWhenUsed="1"/>
+    <w:lsdException w:name="Body Text Indent" w:semiHidden="1" w:unhideWhenUsed="1"/>
+    <w:lsdException w:name="List Continue" w:semiHidden="1" w:unhideWhenUsed="1"/>
+    <w:lsdException w:name="List Continue 2" w:semiHidden="1" w:unhideWhenUsed="1"/>
+    <w:lsdException w:name="List Continue 3" w:semiHidden="1" w:unhideWhenUsed="1"/>
+    <w:lsdException w:name="List Continue 4" w:semiHidden="1" w:unhideWhenUsed="1"/>
+    <w:lsdException w:name="List Continue 5" w:semiHidden="1" w:unhideWhenUsed="1"/>
+    <w:lsdException w:name="Message Header" w:semiHidden="1" w:unhideWhenUsed="1"/>
+    <w:lsdException w:name="Subtitle" w:uiPriority="11" w:qFormat="1"/>
+    <w:lsdException w:name="Salutation" w:semiHidden="1" w:unhideWhenUsed="1"/>
+    <w:lsdException w:name="Date" w:semiHidden="1" w:unhideWhenUsed="1"/>
+    <w:lsdException w:name="Body Text First Indent" w:semiHidden="1" w:unhideWhenUsed="1"/>
+    <w:lsdException w:name="Body Text First Indent 2" w:semiHidden="1" w:unhideWhenUsed="1"/>
+    <w:lsdException w:name="Note Heading" w:semiHidden="1" w:unhideWhenUsed="1"/>
+    <w:lsdException w:name="Body Text 2" w:semiHidden="1" w:unhideWhenUsed="1"/>
+    <w:lsdException w:name="Body Text 3" w:semiHidden="1" w:unhideWhenUsed="1"/>
+    <w:lsdException w:name="Body Text Indent 2" w:semiHidden="1" w:unhideWhenUsed="1"/>
+    <w:lsdException w:name="Body Text Indent 3" w:semiHidden="1" w:unhideWhenUsed="1"/>
+    <w:lsdException w:name="Block Text" w:semiHidden="1" w:unhideWhenUsed="1"/>
+    <w:lsdException w:name="Hyperlink" w:semiHidden="1" w:unhideWhenUsed="1"/>
+    <w:lsdException w:name="FollowedHyperlink" w:semiHidden="1" w:unhideWhenUsed="1"/>
+    <w:lsdException w:name="Strong" w:uiPriority="22" w:qFormat="1"/>
+    <w:lsdException w:name="Emphasis" w:uiPriority="20" w:qFormat="1"/>
+    <w:lsdException w:name="Document Map" w:semiHidden="1" w:unhideWhenUsed="1"/>
+    <w:lsdException w:name="Plain Text" w:semiHidden="1" w:unhideWhenUsed="1"/>
+    <w:lsdException w:name="E-mail Signature" w:semiHidden="1" w:unhideWhenUsed="1"/>
+    <w:lsdException w:name="HTML Top of Form" w:semiHidden="1" w:unhideWhenUsed="1"/>
+    <w:lsdException w:name="HTML Bottom of Form" w:semiHidden="1" w:unhideWhenUsed="1"/>
+    <w:lsdException w:name="Normal (Web)" w:semiHidden="1" w:unhideWhenUsed="1"/>
+    <w:lsdException w:name="HTML Acronym" w:semiHidden="1" w:unhideWhenUsed="1"/>
+    <w:lsdException w:name="HTML Address" w:semiHidden="1" w:unhideWhenUsed="1"/>
+    <w:lsdException w:name="HTML Cite" w:semiHidden="1" w:unhideWhenUsed="1"/>
+    <w:lsdException w:name="HTML Code" w:semiHidden="1" w:unhideWhenUsed="1"/>
+    <w:lsdException w:name="HTML Definition" w:semiHidden="1" w:unhideWhenUsed="1"/>
+    <w:lsdException w:name="HTML Keyboard" w:semiHidden="1" w:unhideWhenUsed="1"/>
+    <w:lsdException w:name="HTML Preformatted" w:semiHidden="1" w:unhideWhenUsed="1"/>
+    <w:lsdException w:name="HTML Sample" w:semiHidden="1" w:unhideWhenUsed="1"/>
+    <w:lsdException w:name="HTML Typewriter" w:semiHidden="1" w:unhideWhenUsed="1"/>
+    <w:lsdException w:name="HTML Variable" w:semiHidden="1" w:unhideWhenUsed="1"/>
+    <w:lsdException w:name="Normal Table" w:semiHidden="1" w:unhideWhenUsed="1"/>
+    <w:lsdException w:name="annotation subject" w:semiHidden="1" w:unhideWhenUsed="1"/>
+    <w:lsdException w:name="No List" w:semiHidden="1" w:unhideWhenUsed="1"/>
+    <w:lsdException w:name="Outline List 1" w:semiHidden="1" w:unhideWhenUsed="1"/>
+    <w:lsdException w:name="Outline List 2" w:semiHidden="1" w:unhideWhenUsed="1"/>
+    <w:lsdException w:name="Outline List 3" w:semiHidden="1" w:unhideWhenUsed="1"/>
+    <w:lsdException w:name="Table Simple 1" w:semiHidden="1" w:unhideWhenUsed="1"/>
+    <w:lsdException w:name="Table Simple 2" w:semiHidden="1" w:unhideWhenUsed="1"/>
+    <w:lsdException w:name="Table Simple 3" w:semiHidden="1" w:unhideWhenUsed="1"/>
+    <w:lsdException w:name="Table Classic 1" w:semiHidden="1" w:unhideWhenUsed="1"/>
+    <w:lsdException w:name="Table Classic 2" w:semiHidden="1" w:unhideWhenUsed="1"/>
+    <w:lsdException w:name="Table Classic 3" w:semiHidden="1" w:unhideWhenUsed="1"/>
+    <w:lsdException w:name="Table Classic 4" w:semiHidden="1" w:unhideWhenUsed="1"/>
+    <w:lsdException w:name="Table Colorful 1" w:semiHidden="1" w:unhideWhenUsed="1"/>
+    <w:lsdException w:name="Table Colorful 2" w:semiHidden="1" w:unhideWhenUsed="1"/>
+    <w:lsdException w:name="Table Colorful 3" w:semiHidden="1" w:unhideWhenUsed="1"/>
+    <w:lsdException w:name="Table Columns 1" w:semiHidden="1" w:unhideWhenUsed="1"/>
+    <w:lsdException w:name="Table Columns 2" w:semiHidden="1" w:unhideWhenUsed="1"/>
+    <w:lsdException w:name="Table Columns 3" w:semiHidden="1" w:unhideWhenUsed="1"/>
+    <w:lsdException w:name="Table Columns 4" w:semiHidden="1" w:unhideWhenUsed="1"/>
+    <w:lsdException w:name="Table Columns 5" w:semiHidden="1" w:unhideWhenUsed="1"/>
+    <w:lsdException w:name="Table Grid 1" w:semiHidden="1" w:unhideWhenUsed="1"/>
+    <w:lsdException w:name="Table Grid 2" w:semiHidden="1" w:unhideWhenUsed="1"/>
+    <w:lsdException w:name="Table Grid 3" w:semiHidden="1" w:unhideWhenUsed="1"/>
+    <w:lsdException w:name="Table Grid 4" w:semiHidden="1" w:unhideWhenUsed="1"/>
+    <w:lsdException w:name="Table Grid 5" w:semiHidden="1" w:unhideWhenUsed="1"/>
+    <w:lsdException w:name="Table Grid 6" w:semiHidden="1" w:unhideWhenUsed="1"/>
+    <w:lsdException w:name="Table Grid 7" w:semiHidden="1" w:unhideWhenUsed="1"/>
+    <w:lsdException w:name="Table Grid 8" w:semiHidden="1" w:unhideWhenUsed="1"/>
+    <w:lsdException w:name="Table List 1" w:semiHidden="1" w:unhideWhenUsed="1"/>
+    <w:lsdException w:name="Table List 2" w:semiHidden="1" w:unhideWhenUsed="1"/>
+    <w:lsdException w:name="Table List 3" w:semiHidden="1" w:unhideWhenUsed="1"/>
+    <w:lsdException w:name="Table List 4" w:semiHidden="1" w:unhideWhenUsed="1"/>
+    <w:lsdException w:name="Table List 5" w:semiHidden="1" w:unhideWhenUsed="1"/>
+    <w:lsdException w:name="Table List 6" w:semiHidden="1" w:unhideWhenUsed="1"/>
+    <w:lsdException w:name="Table List 7" w:semiHidden="1" w:unhideWhenUsed="1"/>
+    <w:lsdException w:name="Table List 8" w:semiHidden="1" w:unhideWhenUsed="1"/>
+    <w:lsdException w:name="Table 3D effects 1" w:semiHidden="1" w:unhideWhenUsed="1"/>
+    <w:lsdException w:name="Table 3D effects 2" w:semiHidden="1" w:unhideWhenUsed="1"/>
+    <w:lsdException w:name="Table 3D effects 3" w:semiHidden="1" w:unhideWhenUsed="1"/>
+    <w:lsdException w:name="Table Contemporary" w:semiHidden="1" w:unhideWhenUsed="1"/>
+    <w:lsdException w:name="Table Elegant" w:semiHidden="1" w:unhideWhenUsed="1"/>
+    <w:lsdException w:name="Table Professional" w:semiHidden="1" w:unhideWhenUsed="1"/>
+    <w:lsdException w:name="Table Subtle 1" w:semiHidden="1" w:unhideWhenUsed="1"/>
+    <w:lsdException w:name="Table Subtle 2" w:semiHidden="1" w:unhideWhenUsed="1"/>
+    <w:lsdException w:name="Table Web 1" w:semiHidden="1" w:unhideWhenUsed="1"/>
+    <w:lsdException w:name="Table Web 2" w:semiHidden="1" w:unhideWhenUsed="1"/>
+    <w:lsdException w:name="Table Web 3" w:semiHidden="1" w:unhideWhenUsed="1"/>
+    <w:lsdException w:name="Balloon Text" w:semiHidden="1" w:unhideWhenUsed="1"/>
+    <w:lsdException w:name="Table Grid" w:uiPriority="39"/>
+    <w:lsdException w:name="Table Theme" w:semiHidden="1" w:unhideWhenUsed="1"/>
+    <w:lsdException w:name="Placeholder Text" w:semiHidden="1"/>
+    <w:lsdException w:name="No Spacing" w:uiPriority="1" w:qFormat="1"/>
+    <w:lsdException w:name="Light Shading" w:uiPriority="60"/>
+    <w:lsdException w:name="Light List" w:uiPriority="61"/>
+    <w:lsdException w:name="Light Grid" w:uiPriority="62"/>
+    <w:lsdException w:name="Medium Shading 1" w:uiPriority="63"/>
+    <w:lsdException w:name="Medium Shading 2" w:uiPriority="64"/>
+    <w:lsdException w:name="Medium List 1" w:uiPriority="65"/>
+    <w:lsdException w:name="Medium List 2" w:uiPriority="66"/>
+    <w:lsdException w:name="Medium Grid 1" w:uiPriority="67"/>
+    <w:lsdException w:name="Medium Grid 2" w:uiPriority="68"/>
+    <w:lsdException w:name="Medium Grid 3" w:uiPriority="69"/>
+    <w:lsdException w:name="Dark List" w:uiPriority="70"/>
+    <w:lsdException w:name="Colorful Shading" w:uiPriority="71"/>
+    <w:lsdException w:name="Colorful List" w:uiPriority="72"/>
+    <w:lsdException w:name="Colorful Grid" w:uiPriority="73"/>
+    <w:lsdException w:name="Light Shading Accent 1" w:uiPriority="60"/>
+    <w:lsdException w:name="Light List Accent 1" w:uiPriority="61"/>
+    <w:lsdException w:name="Light Grid Accent 1" w:uiPriority="62"/>
+    <w:lsdException w:name="Medium Shading 1 Accent 1" w:uiPriority="63"/>
+    <w:lsdException w:name="Medium Shading 2 Accent 1" w:uiPriority="64"/>
+    <w:lsdException w:name="Medium List 1 Accent 1" w:uiPriority="65"/>
+    <w:lsdException w:name="Revision" w:semiHidden="1"/>
+    <w:lsdException w:name="List Paragraph" w:uiPriority="34" w:qFormat="1"/>
+    <w:lsdException w:name="Quote" w:uiPriority="29" w:qFormat="1"/>
+    <w:lsdException w:name="Intense Quote" w:uiPriority="30" w:qFormat="1"/>
+    <w:lsdException w:name="Medium List 2 Accent 1" w:uiPriority="66"/>
+    <w:lsdException w:name="Medium Grid 1 Accent 1" w:uiPriority="67"/>
+    <w:lsdException w:name="Medium Grid 2 Accent 1" w:uiPriority="68"/>
+    <w:lsdException w:name="Medium Grid 3 Accent 1" w:uiPriority="69"/>
+    <w:lsdException w:name="Dark List Accent 1" w:uiPriority="70"/>
+    <w:lsdException w:name="Colorful Shading Accent 1" w:uiPriority="71"/>
+    <w:lsdException w:name="Colorful List Accent 1" w:uiPriority="72"/>
+    <w:lsdException w:name="Colorful Grid Accent 1" w:uiPriority="73"/>
+    <w:lsdException w:name="Light Shading Accent 2" w:uiPriority="60"/>
+    <w:lsdException w:name="Light List Accent 2" w:uiPriority="61"/>
+    <w:lsdException w:name="Light Grid Accent 2" w:uiPriority="62"/>
+    <w:lsdException w:name="Medium Shading 1 Accent 2" w:uiPriority="63"/>
+    <w:lsdException w:name="Medium Shading 2 Accent 2" w:uiPriority="64"/>
+    <w:lsdException w:name="Medium List 1 Accent 2" w:uiPriority="65"/>
+    <w:lsdException w:name="Medium List 2 Accent 2" w:uiPriority="66"/>
+    <w:lsdException w:name="Medium Grid 1 Accent 2" w:uiPriority="67"/>
+    <w:lsdException w:name="Medium Grid 2 Accent 2" w:uiPriority="68"/>
+    <w:lsdException w:name="Medium Grid 3 Accent 2" w:uiPriority="69"/>
+    <w:lsdException w:name="Dark List Accent 2" w:uiPriority="70"/>
+    <w:lsdException w:name="Colorful Shading Accent 2" w:uiPriority="71"/>
+    <w:lsdException w:name="Colorful List Accent 2" w:uiPriority="72"/>
+    <w:lsdException w:name="Colorful Grid Accent 2" w:uiPriority="73"/>
+    <w:lsdException w:name="Light Shading Accent 3" w:uiPriority="60"/>
+    <w:lsdException w:name="Light List Accent 3" w:uiPriority="61"/>
+    <w:lsdException w:name="Light Grid Accent 3" w:uiPriority="62"/>
+    <w:lsdException w:name="Medium Shading 1 Accent 3" w:uiPriority="63"/>
+    <w:lsdException w:name="Medium Shading 2 Accent 3" w:uiPriority="64"/>
+    <w:lsdException w:name="Medium List 1 Accent 3" w:uiPriority="65"/>
+    <w:lsdException w:name="Medium List 2 Accent 3" w:uiPriority="66"/>
+    <w:lsdException w:name="Medium Grid 1 Accent 3" w:uiPriority="67"/>
+    <w:lsdException w:name="Medium Grid 2 Accent 3" w:uiPriority="68"/>
+    <w:lsdException w:name="Medium Grid 3 Accent 3" w:uiPriority="69"/>
+    <w:lsdException w:name="Dark List Accent 3" w:uiPriority="70"/>
+    <w:lsdException w:name="Colorful Shading Accent 3" w:uiPriority="71"/>
+    <w:lsdException w:name="Colorful List Accent 3" w:uiPriority="72"/>
+    <w:lsdException w:name="Colorful Grid Accent 3" w:uiPriority="73"/>
+    <w:lsdException w:name="Light Shading Accent 4" w:uiPriority="60"/>
+    <w:lsdException w:name="Light List Accent 4" w:uiPriority="61"/>
+    <w:lsdException w:name="Light Grid Accent 4" w:uiPriority="62"/>
+    <w:lsdException w:name="Medium Shading 1 Accent 4" w:uiPriority="63"/>
+    <w:lsdException w:name="Medium Shading 2 Accent 4" w:uiPriority="64"/>
+    <w:lsdException w:name="Medium List 1 Accent 4" w:uiPriority="65"/>
+    <w:lsdException w:name="Medium List 2 Accent 4" w:uiPriority="66"/>
+    <w:lsdException w:name="Medium Grid 1 Accent 4" w:uiPriority="67"/>
+    <w:lsdException w:name="Medium Grid 2 Accent 4" w:uiPriority="68"/>
+    <w:lsdException w:name="Medium Grid 3 Accent 4" w:uiPriority="69"/>
+    <w:lsdException w:name="Dark List Accent 4" w:uiPriority="70"/>
+    <w:lsdException w:name="Colorful Shading Accent 4" w:uiPriority="71"/>
+    <w:lsdException w:name="Colorful List Accent 4" w:uiPriority="72"/>
+    <w:lsdException w:name="Colorful Grid Accent 4" w:uiPriority="73"/>
+    <w:lsdException w:name="Light Shading Accent 5" w:uiPriority="60"/>
+    <w:lsdException w:name="Light List Accent 5" w:uiPriority="61"/>
+    <w:lsdException w:name="Light Grid Accent 5" w:uiPriority="62"/>
+    <w:lsdException w:name="Medium Shading 1 Accent 5" w:uiPriority="63"/>
+    <w:lsdException w:name="Medium Shading 2 Accent 5" w:uiPriority="64"/>
+    <w:lsdException w:name="Medium List 1 Accent 5" w:uiPriority="65"/>
+    <w:lsdException w:name="Medium List 2 Accent 5" w:uiPriority="66"/>
+    <w:lsdException w:name="Medium Grid 1 Accent 5" w:uiPriority="67"/>
+    <w:lsdException w:name="Medium Grid 2 Accent 5" w:uiPriority="68"/>
+    <w:lsdException w:name="Medium Grid 3 Accent 5" w:uiPriority="69"/>
+    <w:lsdException w:name="Dark List Accent 5" w:uiPriority="70"/>
+    <w:lsdException w:name="Colorful Shading Accent 5" w:uiPriority="71"/>
+    <w:lsdException w:name="Colorful List Accent 5" w:uiPriority="72"/>
+    <w:lsdException w:name="Colorful Grid Accent 5" w:uiPriority="73"/>
+    <w:lsdException w:name="Light Shading Accent 6" w:uiPriority="60"/>
+    <w:lsdException w:name="Light List Accent 6" w:uiPriority="61"/>
+    <w:lsdException w:name="Light Grid Accent 6" w:uiPriority="62"/>
+    <w:lsdException w:name="Medium Shading 1 Accent 6" w:uiPriority="63"/>
+    <w:lsdException w:name="Medium Shading 2 Accent 6" w:uiPriority="64"/>
+    <w:lsdException w:name="Medium List 1 Accent 6" w:uiPriority="65"/>
+    <w:lsdException w:name="Medium List 2 Accent 6" w:uiPriority="66"/>
+    <w:lsdException w:name="Medium Grid 1 Accent 6" w:uiPriority="67"/>
+    <w:lsdException w:name="Medium Grid 2 Accent 6" w:uiPriority="68"/>
+    <w:lsdException w:name="Medium Grid 3 Accent 6" w:uiPriority="69"/>
+    <w:lsdException w:name="Dark List Accent 6" w:uiPriority="70"/>
+    <w:lsdException w:name="Colorful Shading Accent 6" w:uiPriority="71"/>
+    <w:lsdException w:name="Colorful List Accent 6" w:uiPriority="72"/>
+    <w:lsdException w:name="Colorful Grid Accent 6" w:uiPriority="73"/>
+    <w:lsdException w:name="Subtle Emphasis" w:uiPriority="19" w:qFormat="1"/>
+    <w:lsdException w:name="Intense Emphasis" w:uiPriority="21" w:qFormat="1"/>
+    <w:lsdException w:name="Subtle Reference" w:uiPriority="31" w:qFormat="1"/>
+    <w:lsdException w:name="Intense Reference" w:uiPriority="32" w:qFormat="1"/>
+    <w:lsdException w:name="Book Title" w:uiPriority="33" w:qFormat="1"/>
+    <w:lsdException w:name="Bibliography" w:semiHidden="1" w:uiPriority="37" w:unhideWhenUsed="1"/>
+    <w:lsdException w:name="TOC Heading" w:semiHidden="1" w:uiPriority="39" w:unhideWhenUsed="1" w:qFormat="1"/>
+    <w:lsdException w:name="Plain Table 1" w:uiPriority="41"/>
+    <w:lsdException w:name="Plain Table 2" w:uiPriority="42"/>
+    <w:lsdException w:name="Plain Table 3" w:uiPriority="43"/>
+    <w:lsdException w:name="Plain Table 4" w:uiPriority="44"/>
+    <w:lsdException w:name="Plain Table 5" w:uiPriority="45"/>
+    <w:lsdException w:name="Grid Table Light" w:uiPriority="40"/>
+    <w:lsdException w:name="Grid Table 1 Light" w:uiPriority="46"/>
+    <w:lsdException w:name="Grid Table 2" w:uiPriority="47"/>
+    <w:lsdException w:name="Grid Table 3" w:uiPriority="48"/>
+    <w:lsdException w:name="Grid Table 4" w:uiPriority="49"/>
+    <w:lsdException w:name="Grid Table 5 Dark" w:uiPriority="50"/>
+    <w:lsdException w:name="Grid Table 6 Colorful" w:uiPriority="51"/>
+    <w:lsdException w:name="Grid Table 7 Colorful" w:uiPriority="52"/>
+    <w:lsdException w:name="Grid Table 1 Light Accent 1" w:uiPriority="46"/>
+    <w:lsdException w:name="Grid Table 2 Accent 1" w:uiPriority="47"/>
+    <w:lsdException w:name="Grid Table 3 Accent 1" w:uiPriority="48"/>
+    <w:lsdException w:name="Grid Table 4 Accent 1" w:uiPriority="49"/>
+    <w:lsdException w:name="Grid Table 5 Dark Accent 1" w:uiPriority="50"/>
+    <w:lsdException w:name="Grid Table 6 Colorful Accent 1" w:uiPriority="51"/>
+    <w:lsdException w:name="Grid Table 7 Colorful Accent 1" w:uiPriority="52"/>
+    <w:lsdException w:name="Grid Table 1 Light Accent 2" w:uiPriority="46"/>
+    <w:lsdException w:name="Grid Table 2 Accent 2" w:uiPriority="47"/>
+    <w:lsdException w:name="Grid Table 3 Accent 2" w:uiPriority="48"/>
+    <w:lsdException w:name="Grid Table 4 Accent 2" w:uiPriority="49"/>
+    <w:lsdException w:name="Grid Table 5 Dark Accent 2" w:uiPriority="50"/>
+    <w:lsdException w:name="Grid Table 6 Colorful Accent 2" w:uiPriority="51"/>
+    <w:lsdException w:name="Grid Table 7 Colorful Accent 2" w:uiPriority="52"/>
+    <w:lsdException w:name="Grid Table 1 Light Accent 3" w:uiPriority="46"/>
+    <w:lsdException w:name="Grid Table 2 Accent 3" w:uiPriority="47"/>
+    <w:lsdException w:name="Grid Table 3 Accent 3" w:uiPriority="48"/>
+    <w:lsdException w:name="Grid Table 4 Accent 3" w:uiPriority="49"/>
+    <w:lsdException w:name="Grid Table 5 Dark Accent 3" w:uiPriority="50"/>
+    <w:lsdException w:name="Grid Table 6 Colorful Accent 3" w:uiPriority="51"/>
+    <w:lsdException w:name="Grid Table 7 Colorful Accent 3" w:uiPriority="52"/>
+    <w:lsdException w:name="Grid Table 1 Light Accent 4" w:uiPriority="46"/>
+    <w:lsdException w:name="Grid Table 2 Accent 4" w:uiPriority="47"/>
+    <w:lsdException w:name="Grid Table 3 Accent 4" w:uiPriority="48"/>
+    <w:lsdException w:name="Grid Table 4 Accent 4" w:uiPriority="49"/>
+    <w:lsdException w:name="Grid Table 5 Dark Accent 4" w:uiPriority="50"/>
+    <w:lsdException w:name="Grid Table 6 Colorful Accent 4" w:uiPriority="51"/>
+    <w:lsdException w:name="Grid Table 7 Colorful Accent 4" w:uiPriority="52"/>
+    <w:lsdException w:name="Grid Table 1 Light Accent 5" w:uiPriority="46"/>
+    <w:lsdException w:name="Grid Table 2 Accent 5" w:uiPriority="47"/>
+    <w:lsdException w:name="Grid Table 3 Accent 5" w:uiPriority="48"/>
+    <w:lsdException w:name="Grid Table 4 Accent 5" w:uiPriority="49"/>
+    <w:lsdException w:name="Grid Table 5 Dark Accent 5" w:uiPriority="50"/>
+    <w:lsdException w:name="Grid Table 6 Colorful Accent 5" w:uiPriority="51"/>
+    <w:lsdException w:name="Grid Table 7 Colorful Accent 5" w:uiPriority="52"/>
+    <w:lsdException w:name="Grid Table 1 Light Accent 6" w:uiPriority="46"/>
+    <w:lsdException w:name="Grid Table 2 Accent 6" w:uiPriority="47"/>
+    <w:lsdException w:name="Grid Table 3 Accent 6" w:uiPriority="48"/>
+    <w:lsdException w:name="Grid Table 4 Accent 6" w:uiPriority="49"/>
+    <w:lsdException w:name="Grid Table 5 Dark Accent 6" w:uiPriority="50"/>
+    <w:lsdException w:name="Grid Table 6 Colorful Accent 6" w:uiPriority="51"/>
+    <w:lsdException w:name="Grid Table 7 Colorful Accent 6" w:uiPriority="52"/>
+    <w:lsdException w:name="List Table 1 Light" w:uiPriority="46"/>
+    <w:lsdException w:name="List Table 2" w:uiPriority="47"/>
+    <w:lsdException w:name="List Table 3" w:uiPriority="48"/>
+    <w:lsdException w:name="List Table 4" w:uiPriority="49"/>
+    <w:lsdException w:name="List Table 5 Dark" w:uiPriority="50"/>
+    <w:lsdException w:name="List Table 6 Colorful" w:uiPriority="51"/>
+    <w:lsdException w:name="List Table 7 Colorful" w:uiPriority="52"/>
+    <w:lsdException w:name="List Table 1 Light Accent 1" w:uiPriority="46"/>
+    <w:lsdException w:name="List Table 2 Accent 1" w:uiPriority="47"/>
+    <w:lsdException w:name="List Table 3 Accent 1" w:uiPriority="48"/>
+    <w:lsdException w:name="List Table 4 Accent 1" w:uiPriority="49"/>
+    <w:lsdException w:name="List Table 5 Dark Accent 1" w:uiPriority="50"/>
+    <w:lsdException w:name="List Table 6 Colorful Accent 1" w:uiPriority="51"/>
+    <w:lsdException w:name="List Table 7 Colorful Accent 1" w:uiPriority="52"/>
+    <w:lsdException w:name="List Table 1 Light Accent 2" w:uiPriority="46"/>
+    <w:lsdException w:name="List Table 2 Accent 2" w:uiPriority="47"/>
+    <w:lsdException w:name="List Table 3 Accent 2" w:uiPriority="48"/>
+    <w:lsdException w:name="List Table 4 Accent 2" w:uiPriority="49"/>
+    <w:lsdException w:name="List Table 5 Dark Accent 2" w:uiPriority="50"/>
+    <w:lsdException w:name="List Table 6 Colorful Accent 2" w:uiPriority="51"/>
+    <w:lsdException w:name="List Table 7 Colorful Accent 2" w:uiPriority="52"/>
+    <w:lsdException w:name="List Table 1 Light Accent 3" w:uiPriority="46"/>
+    <w:lsdException w:name="List Table 2 Accent 3" w:uiPriority="47"/>
+    <w:lsdException w:name="List Table 3 Accent 3" w:uiPriority="48"/>
+    <w:lsdException w:name="List Table 4 Accent 3" w:uiPriority="49"/>
+    <w:lsdException w:name="List Table 5 Dark Accent 3" w:uiPriority="50"/>
+    <w:lsdException w:name="List Table 6 Colorful Accent 3" w:uiPriority="51"/>
+    <w:lsdException w:name="List Table 7 Colorful Accent 3" w:uiPriority="52"/>
+    <w:lsdException w:name="List Table 1 Light Accent 4" w:uiPriority="46"/>
+    <w:lsdException w:name="List Table 2 Accent 4" w:uiPriority="47"/>
+    <w:lsdException w:name="List Table 3 Accent 4" w:uiPriority="48"/>
+    <w:lsdException w:name="List Table 4 Accent 4" w:uiPriority="49"/>
+    <w:lsdException w:name="List Table 5 Dark Accent 4" w:uiPriority="50"/>
+    <w:lsdException w:name="List Table 6 Colorful Accent 4" w:uiPriority="51"/>
+    <w:lsdException w:name="List Table 7 Colorful Accent 4" w:uiPriority="52"/>
+    <w:lsdException w:name="List Table 1 Light Accent 5" w:uiPriority="46"/>
+    <w:lsdException w:name="List Table 2 Accent 5" w:uiPriority="47"/>
+    <w:lsdException w:name="List Table 3 Accent 5" w:uiPriority="48"/>
+    <w:lsdException w:name="List Table 4 Accent 5" w:uiPriority="49"/>
+    <w:lsdException w:name="List Table 5 Dark Accent 5" w:uiPriority="50"/>
+    <w:lsdException w:name="List Table 6 Colorful Accent 5" w:uiPriority="51"/>
+    <w:lsdException w:name="List Table 7 Colorful Accent 5" w:uiPriority="52"/>
+    <w:lsdException w:name="List Table 1 Light Accent 6" w:uiPriority="46"/>
+    <w:lsdException w:name="List Table 2 Accent 6" w:uiPriority="47"/>
+    <w:lsdException w:name="List Table 3 Accent 6" w:uiPriority="48"/>
+    <w:lsdException w:name="List Table 4 Accent 6" w:uiPriority="49"/>
+    <w:lsdException w:name="List Table 5 Dark Accent 6" w:uiPriority="50"/>
+    <w:lsdException w:name="List Table 6 Colorful Accent 6" w:uiPriority="51"/>
+    <w:lsdException w:name="List Table 7 Colorful Accent 6" w:uiPriority="52"/>
+    <w:lsdException w:name="Mention" w:semiHidden="1" w:unhideWhenUsed="1"/>
+    <w:lsdException w:name="Smart Hyperlink" w:semiHidden="1" w:unhideWhenUsed="1"/>
+    <w:lsdException w:name="Hashtag" w:semiHidden="1" w:unhideWhenUsed="1"/>
+    <w:lsdException w:name="Unresolved Mention" w:semiHidden="1" w:unhideWhenUsed="1"/>
+    <w:lsdException w:name="Smart Link" w:semiHidden="1" w:unhideWhenUsed="1"/>
+  </w:latentStyles>
+  <w:style w:type="paragraph" w:default="1" w:styleId="Normal">
+    <w:name w:val="Normal"/>
+    <w:qFormat/>
+  </w:style>
+  <w:style w:type="character" w:default="1" w:styleId="Fuentedeprrafopredeter">
+    <w:name w:val="Default Paragraph Font"/>
+    <w:uiPriority w:val="1"/>
+    <w:semiHidden/>
+    <w:unhideWhenUsed/>
+  </w:style>
+  <w:style w:type="table" w:default="1" w:styleId="Tablanormal">
+    <w:name w:val="Normal Table"/>
+    <w:uiPriority w:val="99"/>
+    <w:semiHidden/>
+    <w:unhideWhenUsed/>
+    <w:tblPr>
+      <w:tblInd w:w="0" w:type="dxa"/>
+      <w:tblCellMar>
+        <w:top w:w="0" w:type="dxa"/>
+        <w:left w:w="108" w:type="dxa"/>
+        <w:bottom w:w="0" w:type="dxa"/>
+        <w:right w:w="108" w:type="dxa"/>
+      </w:tblCellMar>
+    </w:tblPr>
+  </w:style>
+  <w:style w:type="numbering" w:default="1" w:styleId="Sinlista">
+    <w:name w:val="No List"/>
+    <w:uiPriority w:val="99"/>
+    <w:semiHidden/>
+    <w:unhideWhenUsed/>
+  </w:style>
+  <w:style w:type="character" w:customStyle="1" w:styleId="Textodemarcadordeposicin">
+    <w:name w:val="Texto de marcador de posición"/>
+    <w:basedOn w:val="Fuentedeprrafopredeter"/>
+    <w:uiPriority w:val="99"/>
+    <w:semiHidden/>
+    <w:rsid w:val="00136707"/>
+    <w:rPr>
+      <w:color w:val="808080"/>
+    </w:rPr>
+  </w:style>
+  <w:style w:type="paragraph" w:customStyle="1" w:styleId="FAEEB716DD73452CA8B08CC50AC2E435">
+    <w:name w:val="FAEEB716DD73452CA8B08CC50AC2E435"/>
+    <w:rsid w:val="00136707"/>
+  </w:style>
+  <w:style w:type="paragraph" w:customStyle="1" w:styleId="AF2EC76DFF0746219B505334AA1B5FF6">
+    <w:name w:val="AF2EC76DFF0746219B505334AA1B5FF6"/>
+    <w:rsid w:val="00136707"/>
+  </w:style>
+</w:styles>
+</file>
+
+<file path=word/glossary/webSettings.xml><?xml version="1.0" encoding="utf-8"?>
+<w:webSettings xmlns:mc="http://schemas.openxmlformats.org/markup-compatibility/2006" xmlns:r="http://schemas.openxmlformats.org/officeDocument/2006/relationships" xmlns:w="http://schemas.openxmlformats.org/wordprocessingml/2006/main" xmlns:w14="http://schemas.microsoft.com/office/word/2010/wordml" xmlns:w15="http://schemas.microsoft.com/office/word/2012/wordml" xmlns:w16cex="http://schemas.microsoft.com/office/word/2018/wordml/cex" xmlns:w16cid="http://schemas.microsoft.com/office/word/2016/wordml/cid" xmlns:w16="http://schemas.microsoft.com/office/word/2018/wordml" xmlns:w16du="http://schemas.microsoft.com/office/word/2023/wordml/word16du" xmlns:w16sdtdh="http://schemas.microsoft.com/office/word/2020/wordml/sdtdatahash" xmlns:w16sdtfl="http://schemas.microsoft.com/office/word/2024/wordml/sdtformatlock" xmlns:w16se="http://schemas.microsoft.com/office/word/2015/wordml/symex" mc:Ignorable="w14 w15 w16se w16cid w16 w16cex w16sdtdh w16sdtfl w16du">
+  <w:optimizeForBrowser/>
+  <w:allowPNG/>
+</w:webSettings>
+</file>
+
 <file path=word/ink/ink1.xml><?xml version="1.0" encoding="utf-8"?>
+<inkml:ink xmlns:inkml="http://www.w3.org/2003/InkML">
+  <inkml:definitions>
+    <inkml:context xml:id="ctx0">
+      <inkml:inkSource xml:id="inkSrc0">
+        <inkml:traceFormat>
+          <inkml:channel name="X" type="integer" min="-2.14748E9" max="2.14748E9" units="cm"/>
+          <inkml:channel name="Y" type="integer" min="-2.14748E9" max="2.14748E9" units="cm"/>
+          <inkml:channel name="F" type="integer" max="32767" units="dev"/>
+        </inkml:traceFormat>
+        <inkml:channelProperties>
+          <inkml:channelProperty channel="X" name="resolution" value="1000" units="1/cm"/>
+          <inkml:channelProperty channel="Y" name="resolution" value="1000" units="1/cm"/>
+          <inkml:channelProperty channel="F" name="resolution" value="0" units="1/dev"/>
+        </inkml:channelProperties>
+      </inkml:inkSource>
+      <inkml:timestamp xml:id="ts0" timeString="2026-03-12T01:23:36.708"/>
+    </inkml:context>
+    <inkml:brush xml:id="br0">
+      <inkml:brushProperty name="width" value="0.35" units="cm"/>
+      <inkml:brushProperty name="height" value="0.35" units="cm"/>
+      <inkml:brushProperty name="color" value="#FFFFFF"/>
+    </inkml:brush>
+  </inkml:definitions>
+  <inkml:trace contextRef="#ctx0" brushRef="#br0">1409 173 24575,'123'3'0,"132"-6"0,-130-22 0,-119 23 0,0 0 0,0 0 0,0 0 0,0-1 0,9-5 0,29-11 0,25-4 0,-53 17 0,-1 1 0,1 0 0,21-4 0,67-16 0,-81 18 0,0 1 0,0 1 0,0 1 0,42-2 0,-59 7 0,0-1 0,0-1 0,0 1 0,0-1 0,0 0 0,-1 0 0,1 0 0,8-4 0</inkml:trace>
+  <inkml:trace contextRef="#ctx0" brushRef="#br0" timeOffset="2065.13">1 172 24575,'2'0'0,"3"0"0,3 0 0,1 0 0,3 0 0,0 0 0,1 0 0,-2-2 0,-1-1 0,1 0 0,-3-1 0,1 0 0</inkml:trace>
+</inkml:ink>
+</file>
+
+<file path=word/ink/ink2.xml><?xml version="1.0" encoding="utf-8"?>
+<inkml:ink xmlns:inkml="http://www.w3.org/2003/InkML">
+  <inkml:definitions>
+    <inkml:context xml:id="ctx0">
+      <inkml:inkSource xml:id="inkSrc0">
+        <inkml:traceFormat>
+          <inkml:channel name="X" type="integer" min="-2.14748E9" max="2.14748E9" units="cm"/>
+          <inkml:channel name="Y" type="integer" min="-2.14748E9" max="2.14748E9" units="cm"/>
+          <inkml:channel name="F" type="integer" max="32767" units="dev"/>
+        </inkml:traceFormat>
+        <inkml:channelProperties>
+          <inkml:channelProperty channel="X" name="resolution" value="1000" units="1/cm"/>
+          <inkml:channelProperty channel="Y" name="resolution" value="1000" units="1/cm"/>
+          <inkml:channelProperty channel="F" name="resolution" value="0" units="1/dev"/>
+        </inkml:channelProperties>
+      </inkml:inkSource>
+      <inkml:timestamp xml:id="ts0" timeString="2026-03-12T01:23:17.504"/>
+    </inkml:context>
+    <inkml:brush xml:id="br0">
+      <inkml:brushProperty name="width" value="0.35" units="cm"/>
+      <inkml:brushProperty name="height" value="0.35" units="cm"/>
+      <inkml:brushProperty name="color" value="#FFFFFF"/>
+    </inkml:brush>
+  </inkml:definitions>
+  <inkml:trace contextRef="#ctx0" brushRef="#br0">2195 189 24575,'77'0'0,"-47"0"0,-26 0 0,-10 0 0,-12-1 0,0-1 0,1 0 0,-19-6 0,19 4 0,0 1 0,-1 0 0,-21 0 0,-100-9 0,103 13 0,0-2 0,0-2 0,0-1 0,-38-9 0,-36-3 0,-191 2 0,284 13 0,1-1 0,-1 0 0,1-2 0,-22-6 0,22 5 0,0 1 0,0 0 0,0 1 0,-29 0 0,-169-9 0,63-1 0,-264 13 0,397 2 0,1 1 0,0 0 0,0 1 0,0 0 0,0 2 0,-28 13 0,-28 9 0,-15 10 0,85-37 0,-1 0 0,1 0 0,-1 1 0,1-1 0,-1 1 0,1 0 0,0 0 0,0 0 0,0 1 0,0-1 0,0 1 0,1-1 0,-4 6 0,5-8 0,1 1 0,0 0 0,-1-1 0,1 1 0,0 0 0,0 0 0,-1-1 0,1 1 0,0 0 0,0 0 0,0-1 0,0 1 0,0 0 0,0 0 0,0-1 0,0 1 0,0 0 0,1 0 0,-1-1 0,0 1 0,0 0 0,1 0 0,-1-1 0,0 1 0,1 0 0,1 1 0,0 0 0,-1-1 0,1 1 0,0-1 0,0 1 0,0-1 0,0 0 0,0 0 0,0 0 0,1 0 0,-1 0 0,3 0 0,5 2 0,0 0 0,0-1 0,1 0 0,-1-1 0,0 0 0,1-1 0,-1 0 0,0 0 0,1-2 0,-1 1 0,0-1 0,0 0 0,0-1 0,0 0 0,0-1 0,13-7 0,-4 5 0,0 0 0,0 1 0,1 1 0,29-2 0,-21 2 0,12 1 0,1 1 0,48 4 0,-42 1 0,51-6 0,-85 1 0,0-1 0,0 0 0,0-1 0,0 0 0,20-12 0,-19 10 0,-1 0 0,1 1 0,0 0 0,21-4 0,170-38 0,-81 34 0,-103 10 0,10 0 0,59-13 0,-69 10-455,0 2 0,32-4 0</inkml:trace>
+</inkml:ink>
+</file>
+
+<file path=word/ink/ink3.xml><?xml version="1.0" encoding="utf-8"?>
+<inkml:ink xmlns:inkml="http://www.w3.org/2003/InkML">
+  <inkml:definitions>
+    <inkml:context xml:id="ctx0">
+      <inkml:inkSource xml:id="inkSrc0">
+        <inkml:traceFormat>
+          <inkml:channel name="X" type="integer" min="-2.14748E9" max="2.14748E9" units="cm"/>
+          <inkml:channel name="Y" type="integer" min="-2.14748E9" max="2.14748E9" units="cm"/>
+          <inkml:channel name="F" type="integer" max="32767" units="dev"/>
+        </inkml:traceFormat>
+        <inkml:channelProperties>
+          <inkml:channelProperty channel="X" name="resolution" value="1000" units="1/cm"/>
+          <inkml:channelProperty channel="Y" name="resolution" value="1000" units="1/cm"/>
+          <inkml:channelProperty channel="F" name="resolution" value="0" units="1/dev"/>
+        </inkml:channelProperties>
+      </inkml:inkSource>
+      <inkml:timestamp xml:id="ts0" timeString="2026-03-12T01:22:48.558"/>
+    </inkml:context>
+    <inkml:brush xml:id="br0">
+      <inkml:brushProperty name="width" value="0.35" units="cm"/>
+      <inkml:brushProperty name="height" value="0.35" units="cm"/>
+      <inkml:brushProperty name="color" value="#FFFFFF"/>
+    </inkml:brush>
+  </inkml:definitions>
+  <inkml:trace contextRef="#ctx0" brushRef="#br0">1 1 24575,'0'9'0,"1"1"0,0 0 0,1 0 0,0-1 0,0 1 0,1-1 0,0 0 0,1 0 0,0 0 0,9 15 0,1-4 0,0-1 0,2 0 0,21 21 0,-31-35 0,0 0 0,0 0 0,1 0 0,-1-1 0,1 0 0,0-1 0,0 1 0,0-1 0,0-1 0,1 1 0,-1-1 0,1-1 0,9 2 0,12-1 0,-1-1 0,38-3 0,-12 0 0,-33 1 0,0-1 0,24-6 0,-24 4 0,0 0 0,26 1 0,49 4 0,73-2 0,-58-21 0,-91 18 0,21-3 0,1 1 0,53 0 0,325 7 0,-406-2 0,-1-1 0,0 0 0,0 0 0,0-2 0,24-9 0,36-8 0,59-2 0,-70 14 0,-33 4 0,57-2 0,27 9 0,128-4 0,-234 1 0,0-1 0,0 0 0,0 0 0,-1-1 0,1 0 0,-1 0 0,1-1 0,-1 1 0,8-8 0,-6 5 0,-1 1 0,1 1 0,0-1 0,0 1 0,13-4 0,118-28-1365</inkml:trace>
+</inkml:ink>
+</file>
+
+<file path=word/ink/ink4.xml><?xml version="1.0" encoding="utf-8"?>
 <inkml:ink xmlns:inkml="http://www.w3.org/2003/InkML">
   <inkml:definitions>
     <inkml:context xml:id="ctx0">
